--- a/ind/docx/44.content.docx
+++ b/ind/docx/44.content.docx
@@ -19,7 +19,7 @@
         <w:rPr>
           <w:lang w:val="id_ID" w:bidi="id_ID"/>
         </w:rPr>
-        <w:t>Resource: Catatan Studi - Pengantar Buku (Tyndale)</w:t>
+        <w:t>Resource: Tyndale Open Study Notes</w:t>
       </w:r>
       <w:r>
         <w:rPr>
@@ -112,7 +112,7 @@
         <w:rPr>
           <w:lang w:val="id_ID" w:bidi="id_ID"/>
         </w:rPr>
-        <w:t>Catatan Studi - Pengantar Buku (Tyndale)</w:t>
+        <w:t>Tyndale Open Study Notes</w:t>
       </w:r>
     </w:p>
     <w:p>

--- a/ind/docx/44.content.docx
+++ b/ind/docx/44.content.docx
@@ -19,7 +19,7 @@
         <w:rPr>
           <w:lang w:val="id_ID" w:bidi="id_ID"/>
         </w:rPr>
-        <w:t>Resource: Tyndale Open Study Notes</w:t>
+        <w:t>Resource: Aquifer Open Study Notes (Book Intros)</w:t>
       </w:r>
       <w:r>
         <w:rPr>
@@ -112,7 +112,7 @@
         <w:rPr>
           <w:lang w:val="id_ID" w:bidi="id_ID"/>
         </w:rPr>
-        <w:t>Tyndale Open Study Notes</w:t>
+        <w:t>Aquifer Open Study Notes (Book Intros)</w:t>
       </w:r>
     </w:p>
     <w:p>

--- a/ind/docx/44.content.docx
+++ b/ind/docx/44.content.docx
@@ -286,72 +286,48 @@
         </w:rPr>
         <w:t>Penting bagi Lukas untuk menunjukkan bahwa kasih dan belas kasihan Allah menjangkau semua orang Allah tidak membedakan orang , kata Petrus kepada Kornelius (</w:t>
       </w:r>
-      <w:hyperlink r:id="rId13">
-        <w:r>
-          <w:rPr>
-            <w:lang w:val="id_ID" w:bidi="id_ID"/>
-          </w:rPr>
-          <w:rPr>
-            <w:color w:val="0000EE"/>
-            <w:u w:val="single"/>
-          </w:rPr>
-          <w:t>10:34</w:t>
-        </w:r>
-      </w:hyperlink>
+      <w:r>
+        <w:rPr>
+          <w:lang w:val="id_ID" w:bidi="id_ID"/>
+        </w:rPr>
+        <w:t>10:34</w:t>
+      </w:r>
       <w:r>
         <w:rPr>
           <w:lang w:val="id_ID" w:bidi="id_ID"/>
         </w:rPr>
         <w:t>). Kristus adalah satu-satunya Juru Selamat (</w:t>
       </w:r>
-      <w:hyperlink r:id="rId14">
-        <w:r>
-          <w:rPr>
-            <w:lang w:val="id_ID" w:bidi="id_ID"/>
-          </w:rPr>
-          <w:rPr>
-            <w:color w:val="0000EE"/>
-            <w:u w:val="single"/>
-          </w:rPr>
-          <w:t>4:12</w:t>
-        </w:r>
-      </w:hyperlink>
+      <w:r>
+        <w:rPr>
+          <w:lang w:val="id_ID" w:bidi="id_ID"/>
+        </w:rPr>
+        <w:t>4:12</w:t>
+      </w:r>
       <w:r>
         <w:rPr>
           <w:lang w:val="id_ID" w:bidi="id_ID"/>
         </w:rPr>
         <w:t xml:space="preserve">), dan semua orang boleh percaya kepada-Nya agar beroleh keselamatan dan hidup baru (baca </w:t>
       </w:r>
-      <w:hyperlink r:id="rId15">
-        <w:r>
-          <w:rPr>
-            <w:lang w:val="id_ID" w:bidi="id_ID"/>
-          </w:rPr>
-          <w:rPr>
-            <w:color w:val="0000EE"/>
-            <w:u w:val="single"/>
-          </w:rPr>
-          <w:t>16:30–31</w:t>
-        </w:r>
-      </w:hyperlink>
+      <w:r>
+        <w:rPr>
+          <w:lang w:val="id_ID" w:bidi="id_ID"/>
+        </w:rPr>
+        <w:t>16:30–31</w:t>
+      </w:r>
       <w:r>
         <w:rPr>
           <w:lang w:val="id_ID" w:bidi="id_ID"/>
         </w:rPr>
         <w:t xml:space="preserve">). Terlepas dari kecenderungan orang-orang Kristen Yahudi menahan anugerah Allah bagi diri mereka sendiri, Gereja tiba pada kesimpulan bahwa orang-orang non-Yahudi juga termasuk dalam janji-janji Allah (baca </w:t>
       </w:r>
-      <w:hyperlink r:id="rId16">
-        <w:r>
-          <w:rPr>
-            <w:lang w:val="id_ID" w:bidi="id_ID"/>
-          </w:rPr>
-          <w:rPr>
-            <w:color w:val="0000EE"/>
-            <w:u w:val="single"/>
-          </w:rPr>
-          <w:t>15:1–31</w:t>
-        </w:r>
-      </w:hyperlink>
+      <w:r>
+        <w:rPr>
+          <w:lang w:val="id_ID" w:bidi="id_ID"/>
+        </w:rPr>
+        <w:t>15:1–31</w:t>
+      </w:r>
       <w:r>
         <w:rPr>
           <w:lang w:val="id_ID" w:bidi="id_ID"/>
@@ -383,54 +359,36 @@
         </w:rPr>
         <w:t>Para rasul dan pengikut Kristus yang lain dipenuhi dengan Roh Kudus dan diberi kuasa untuk melaksanakan amanat agung (</w:t>
       </w:r>
-      <w:hyperlink r:id="rId17">
-        <w:r>
-          <w:rPr>
-            <w:lang w:val="id_ID" w:bidi="id_ID"/>
-          </w:rPr>
-          <w:rPr>
-            <w:color w:val="0000EE"/>
-            <w:u w:val="single"/>
-          </w:rPr>
-          <w:t>Mat. 28:18–20</w:t>
-        </w:r>
-      </w:hyperlink>
+      <w:r>
+        <w:rPr>
+          <w:lang w:val="id_ID" w:bidi="id_ID"/>
+        </w:rPr>
+        <w:t>Mat. 28:18–20</w:t>
+      </w:r>
       <w:r>
         <w:rPr>
           <w:lang w:val="id_ID" w:bidi="id_ID"/>
         </w:rPr>
         <w:t>). Kisah Para Rasul secara khusus menekankan pelayanan Petrus (</w:t>
       </w:r>
-      <w:hyperlink r:id="rId18">
-        <w:r>
-          <w:rPr>
-            <w:lang w:val="id_ID" w:bidi="id_ID"/>
-          </w:rPr>
-          <w:rPr>
-            <w:color w:val="0000EE"/>
-            <w:u w:val="single"/>
-          </w:rPr>
-          <w:t>Kis. 1:1–12:25</w:t>
-        </w:r>
-      </w:hyperlink>
+      <w:r>
+        <w:rPr>
+          <w:lang w:val="id_ID" w:bidi="id_ID"/>
+        </w:rPr>
+        <w:t>Kis. 1:1–12:25</w:t>
+      </w:r>
       <w:r>
         <w:rPr>
           <w:lang w:val="id_ID" w:bidi="id_ID"/>
         </w:rPr>
         <w:t>) dan Paulus (</w:t>
       </w:r>
-      <w:hyperlink r:id="rId19">
-        <w:r>
-          <w:rPr>
-            <w:lang w:val="id_ID" w:bidi="id_ID"/>
-          </w:rPr>
-          <w:rPr>
-            <w:color w:val="0000EE"/>
-            <w:u w:val="single"/>
-          </w:rPr>
-          <w:t>13:1–28:31</w:t>
-        </w:r>
-      </w:hyperlink>
+      <w:r>
+        <w:rPr>
+          <w:lang w:val="id_ID" w:bidi="id_ID"/>
+        </w:rPr>
+        <w:t>13:1–28:31</w:t>
+      </w:r>
       <w:r>
         <w:rPr>
           <w:lang w:val="id_ID" w:bidi="id_ID"/>
@@ -451,198 +409,132 @@
         </w:rPr>
         <w:t xml:space="preserve">Kisah Para Rasul mengikuti ragangan geografis yang didasarkan pada </w:t>
       </w:r>
-      <w:hyperlink r:id="rId20">
-        <w:r>
-          <w:rPr>
-            <w:lang w:val="id_ID" w:bidi="id_ID"/>
-          </w:rPr>
-          <w:rPr>
-            <w:color w:val="0000EE"/>
-            <w:u w:val="single"/>
-          </w:rPr>
-          <w:t>1:8</w:t>
-        </w:r>
-      </w:hyperlink>
+      <w:r>
+        <w:rPr>
+          <w:lang w:val="id_ID" w:bidi="id_ID"/>
+        </w:rPr>
+        <w:t>1:8</w:t>
+      </w:r>
       <w:r>
         <w:rPr>
           <w:lang w:val="id_ID" w:bidi="id_ID"/>
         </w:rPr>
         <w:t>. Pesan agama Kristen dan komunitas orang percaya menyebar di Yerusalem (</w:t>
       </w:r>
-      <w:hyperlink r:id="rId21">
-        <w:r>
-          <w:rPr>
-            <w:lang w:val="id_ID" w:bidi="id_ID"/>
-          </w:rPr>
-          <w:rPr>
-            <w:color w:val="0000EE"/>
-            <w:u w:val="single"/>
-          </w:rPr>
-          <w:t>1:1–8:3</w:t>
-        </w:r>
-      </w:hyperlink>
+      <w:r>
+        <w:rPr>
+          <w:lang w:val="id_ID" w:bidi="id_ID"/>
+        </w:rPr>
+        <w:t>1:1–8:3</w:t>
+      </w:r>
       <w:r>
         <w:rPr>
           <w:lang w:val="id_ID" w:bidi="id_ID"/>
         </w:rPr>
         <w:t>), Palestina dan Siria (</w:t>
       </w:r>
-      <w:hyperlink r:id="rId22">
-        <w:r>
-          <w:rPr>
-            <w:lang w:val="id_ID" w:bidi="id_ID"/>
-          </w:rPr>
-          <w:rPr>
-            <w:color w:val="0000EE"/>
-            <w:u w:val="single"/>
-          </w:rPr>
-          <w:t>8:4–12:25</w:t>
-        </w:r>
-      </w:hyperlink>
+      <w:r>
+        <w:rPr>
+          <w:lang w:val="id_ID" w:bidi="id_ID"/>
+        </w:rPr>
+        <w:t>8:4–12:25</w:t>
+      </w:r>
       <w:r>
         <w:rPr>
           <w:lang w:val="id_ID" w:bidi="id_ID"/>
         </w:rPr>
         <w:t>), dan wilayah bangsa-bangsa non-Yahudi di seluruh Kekaisaran Romawi (</w:t>
       </w:r>
-      <w:hyperlink r:id="rId19">
-        <w:r>
-          <w:rPr>
-            <w:lang w:val="id_ID" w:bidi="id_ID"/>
-          </w:rPr>
-          <w:rPr>
-            <w:color w:val="0000EE"/>
-            <w:u w:val="single"/>
-          </w:rPr>
-          <w:t>13:1–28:31</w:t>
-        </w:r>
-      </w:hyperlink>
+      <w:r>
+        <w:rPr>
+          <w:lang w:val="id_ID" w:bidi="id_ID"/>
+        </w:rPr>
+        <w:t>13:1–28:31</w:t>
+      </w:r>
       <w:r>
         <w:rPr>
           <w:lang w:val="id_ID" w:bidi="id_ID"/>
         </w:rPr>
         <w:t xml:space="preserve">). Kata penutup dalam teks Kisah Para Rasul dalam bahasa Yunani (ak?lut?s, tanpa rintangan </w:t>
       </w:r>
-      <w:hyperlink r:id="rId23">
-        <w:r>
-          <w:rPr>
-            <w:lang w:val="id_ID" w:bidi="id_ID"/>
-          </w:rPr>
-          <w:rPr>
-            <w:color w:val="0000EE"/>
-            <w:u w:val="single"/>
-          </w:rPr>
-          <w:t>28:31</w:t>
-        </w:r>
-      </w:hyperlink>
+      <w:r>
+        <w:rPr>
+          <w:lang w:val="id_ID" w:bidi="id_ID"/>
+        </w:rPr>
+        <w:t>28:31</w:t>
+      </w:r>
       <w:r>
         <w:rPr>
           <w:lang w:val="id_ID" w:bidi="id_ID"/>
         </w:rPr>
         <w:t>) mengingatkan penyebaran Injil yang tak terbendung kepada orang-orang Yahudi (</w:t>
       </w:r>
-      <w:hyperlink r:id="rId24">
-        <w:r>
-          <w:rPr>
-            <w:lang w:val="id_ID" w:bidi="id_ID"/>
-          </w:rPr>
-          <w:rPr>
-            <w:color w:val="0000EE"/>
-            <w:u w:val="single"/>
-          </w:rPr>
-          <w:t>3:1–5:42</w:t>
-        </w:r>
-      </w:hyperlink>
+      <w:r>
+        <w:rPr>
+          <w:lang w:val="id_ID" w:bidi="id_ID"/>
+        </w:rPr>
+        <w:t>3:1–5:42</w:t>
+      </w:r>
       <w:r>
         <w:rPr>
           <w:lang w:val="id_ID" w:bidi="id_ID"/>
         </w:rPr>
         <w:t>), orang-orang Samaria (</w:t>
       </w:r>
-      <w:hyperlink r:id="rId25">
-        <w:r>
-          <w:rPr>
-            <w:lang w:val="id_ID" w:bidi="id_ID"/>
-          </w:rPr>
-          <w:rPr>
-            <w:color w:val="0000EE"/>
-            <w:u w:val="single"/>
-          </w:rPr>
-          <w:t>6:1–8:40</w:t>
-        </w:r>
-      </w:hyperlink>
+      <w:r>
+        <w:rPr>
+          <w:lang w:val="id_ID" w:bidi="id_ID"/>
+        </w:rPr>
+        <w:t>6:1–8:40</w:t>
+      </w:r>
       <w:r>
         <w:rPr>
           <w:lang w:val="id_ID" w:bidi="id_ID"/>
         </w:rPr>
         <w:t>), orang-orang yang takut akan Allah (</w:t>
       </w:r>
-      <w:hyperlink r:id="rId26">
-        <w:r>
-          <w:rPr>
-            <w:lang w:val="id_ID" w:bidi="id_ID"/>
-          </w:rPr>
-          <w:rPr>
-            <w:color w:val="0000EE"/>
-            <w:u w:val="single"/>
-          </w:rPr>
-          <w:t>8:26–40</w:t>
-        </w:r>
-      </w:hyperlink>
+      <w:r>
+        <w:rPr>
+          <w:lang w:val="id_ID" w:bidi="id_ID"/>
+        </w:rPr>
+        <w:t>8:26–40</w:t>
+      </w:r>
       <w:r>
         <w:rPr>
           <w:lang w:val="id_ID" w:bidi="id_ID"/>
         </w:rPr>
         <w:t xml:space="preserve">; </w:t>
       </w:r>
-      <w:hyperlink r:id="rId27">
-        <w:r>
-          <w:rPr>
-            <w:lang w:val="id_ID" w:bidi="id_ID"/>
-          </w:rPr>
-          <w:rPr>
-            <w:color w:val="0000EE"/>
-            <w:u w:val="single"/>
-          </w:rPr>
-          <w:t>9:32–11:18</w:t>
-        </w:r>
-      </w:hyperlink>
+      <w:r>
+        <w:rPr>
+          <w:lang w:val="id_ID" w:bidi="id_ID"/>
+        </w:rPr>
+        <w:t>9:32–11:18</w:t>
+      </w:r>
       <w:r>
         <w:rPr>
           <w:lang w:val="id_ID" w:bidi="id_ID"/>
         </w:rPr>
         <w:t>), dan bangsa-bangsa non-Yahudi (</w:t>
       </w:r>
-      <w:hyperlink r:id="rId28">
-        <w:r>
-          <w:rPr>
-            <w:lang w:val="id_ID" w:bidi="id_ID"/>
-          </w:rPr>
-          <w:rPr>
-            <w:color w:val="0000EE"/>
-            <w:u w:val="single"/>
-          </w:rPr>
-          <w:t>11:19–30</w:t>
-        </w:r>
-      </w:hyperlink>
+      <w:r>
+        <w:rPr>
+          <w:lang w:val="id_ID" w:bidi="id_ID"/>
+        </w:rPr>
+        <w:t>11:19–30</w:t>
+      </w:r>
       <w:r>
         <w:rPr>
           <w:lang w:val="id_ID" w:bidi="id_ID"/>
         </w:rPr>
         <w:t xml:space="preserve">; </w:t>
       </w:r>
-      <w:hyperlink r:id="rId19">
-        <w:r>
-          <w:rPr>
-            <w:lang w:val="id_ID" w:bidi="id_ID"/>
-          </w:rPr>
-          <w:rPr>
-            <w:color w:val="0000EE"/>
-            <w:u w:val="single"/>
-          </w:rPr>
-          <w:t>13:1–28:31</w:t>
-        </w:r>
-      </w:hyperlink>
+      <w:r>
+        <w:rPr>
+          <w:lang w:val="id_ID" w:bidi="id_ID"/>
+        </w:rPr>
+        <w:t>13:1–28:31</w:t>
+      </w:r>
       <w:r>
         <w:rPr>
           <w:lang w:val="id_ID" w:bidi="id_ID"/>
@@ -688,36 +580,24 @@
         </w:rPr>
         <w:t>Geografi. Kisah Para Rasul menunjukkan pesan yang dibawa dari Yerusalem ke kota Roma (</w:t>
       </w:r>
-      <w:hyperlink r:id="rId20">
-        <w:r>
-          <w:rPr>
-            <w:lang w:val="id_ID" w:bidi="id_ID"/>
-          </w:rPr>
-          <w:rPr>
-            <w:color w:val="0000EE"/>
-            <w:u w:val="single"/>
-          </w:rPr>
-          <w:t>1:8</w:t>
-        </w:r>
-      </w:hyperlink>
+      <w:r>
+        <w:rPr>
+          <w:lang w:val="id_ID" w:bidi="id_ID"/>
+        </w:rPr>
+        <w:t>1:8</w:t>
+      </w:r>
       <w:r>
         <w:rPr>
           <w:lang w:val="id_ID" w:bidi="id_ID"/>
         </w:rPr>
         <w:t xml:space="preserve">; </w:t>
       </w:r>
-      <w:hyperlink r:id="rId29">
-        <w:r>
-          <w:rPr>
-            <w:lang w:val="id_ID" w:bidi="id_ID"/>
-          </w:rPr>
-          <w:rPr>
-            <w:color w:val="0000EE"/>
-            <w:u w:val="single"/>
-          </w:rPr>
-          <w:t>9:15</w:t>
-        </w:r>
-      </w:hyperlink>
+      <w:r>
+        <w:rPr>
+          <w:lang w:val="id_ID" w:bidi="id_ID"/>
+        </w:rPr>
+        <w:t>9:15</w:t>
+      </w:r>
       <w:r>
         <w:rPr>
           <w:lang w:val="id_ID" w:bidi="id_ID"/>
@@ -752,306 +632,204 @@
         </w:rPr>
         <w:t xml:space="preserve">Penginjilan. Kisah Para Rasul memberi beberapa contoh yang jelas bagaimana para pemimpin Kristen mengumumkan Kabar Baik kepada para pembaca yang berbeda (perhatikan pidato-pidato dalam pasal </w:t>
       </w:r>
-      <w:hyperlink r:id="rId30">
-        <w:r>
-          <w:rPr>
-            <w:lang w:val="id_ID" w:bidi="id_ID"/>
-          </w:rPr>
-          <w:rPr>
-            <w:color w:val="0000EE"/>
-            <w:u w:val="single"/>
-          </w:rPr>
-          <w:t>2–5</w:t>
-        </w:r>
-      </w:hyperlink>
+      <w:r>
+        <w:rPr>
+          <w:lang w:val="id_ID" w:bidi="id_ID"/>
+        </w:rPr>
+        <w:t>2–5</w:t>
+      </w:r>
       <w:r>
         <w:rPr>
           <w:lang w:val="id_ID" w:bidi="id_ID"/>
         </w:rPr>
         <w:t xml:space="preserve">, </w:t>
       </w:r>
-      <w:hyperlink r:id="rId31">
-        <w:r>
-          <w:rPr>
-            <w:lang w:val="id_ID" w:bidi="id_ID"/>
-          </w:rPr>
-          <w:rPr>
-            <w:color w:val="0000EE"/>
-            <w:u w:val="single"/>
-          </w:rPr>
-          <w:t>7</w:t>
-        </w:r>
-      </w:hyperlink>
+      <w:r>
+        <w:rPr>
+          <w:lang w:val="id_ID" w:bidi="id_ID"/>
+        </w:rPr>
+        <w:t>7</w:t>
+      </w:r>
       <w:r>
         <w:rPr>
           <w:lang w:val="id_ID" w:bidi="id_ID"/>
         </w:rPr>
         <w:t xml:space="preserve">, </w:t>
       </w:r>
-      <w:hyperlink r:id="rId32">
-        <w:r>
-          <w:rPr>
-            <w:lang w:val="id_ID" w:bidi="id_ID"/>
-          </w:rPr>
-          <w:rPr>
-            <w:color w:val="0000EE"/>
-            <w:u w:val="single"/>
-          </w:rPr>
-          <w:t>10</w:t>
-        </w:r>
-      </w:hyperlink>
+      <w:r>
+        <w:rPr>
+          <w:lang w:val="id_ID" w:bidi="id_ID"/>
+        </w:rPr>
+        <w:t>10</w:t>
+      </w:r>
       <w:r>
         <w:rPr>
           <w:lang w:val="id_ID" w:bidi="id_ID"/>
         </w:rPr>
         <w:t xml:space="preserve">, </w:t>
       </w:r>
-      <w:hyperlink r:id="rId33">
-        <w:r>
-          <w:rPr>
-            <w:lang w:val="id_ID" w:bidi="id_ID"/>
-          </w:rPr>
-          <w:rPr>
-            <w:color w:val="0000EE"/>
-            <w:u w:val="single"/>
-          </w:rPr>
-          <w:t>13</w:t>
-        </w:r>
-      </w:hyperlink>
+      <w:r>
+        <w:rPr>
+          <w:lang w:val="id_ID" w:bidi="id_ID"/>
+        </w:rPr>
+        <w:t>13</w:t>
+      </w:r>
       <w:r>
         <w:rPr>
           <w:lang w:val="id_ID" w:bidi="id_ID"/>
         </w:rPr>
         <w:t xml:space="preserve">, </w:t>
       </w:r>
-      <w:hyperlink r:id="rId34">
-        <w:r>
-          <w:rPr>
-            <w:lang w:val="id_ID" w:bidi="id_ID"/>
-          </w:rPr>
-          <w:rPr>
-            <w:color w:val="0000EE"/>
-            <w:u w:val="single"/>
-          </w:rPr>
-          <w:t>22</w:t>
-        </w:r>
-      </w:hyperlink>
+      <w:r>
+        <w:rPr>
+          <w:lang w:val="id_ID" w:bidi="id_ID"/>
+        </w:rPr>
+        <w:t>22</w:t>
+      </w:r>
       <w:r>
         <w:rPr>
           <w:lang w:val="id_ID" w:bidi="id_ID"/>
         </w:rPr>
         <w:t xml:space="preserve">, </w:t>
       </w:r>
-      <w:hyperlink r:id="rId35">
-        <w:r>
-          <w:rPr>
-            <w:lang w:val="id_ID" w:bidi="id_ID"/>
-          </w:rPr>
-          <w:rPr>
-            <w:color w:val="0000EE"/>
-            <w:u w:val="single"/>
-          </w:rPr>
-          <w:t>26</w:t>
-        </w:r>
-      </w:hyperlink>
+      <w:r>
+        <w:rPr>
+          <w:lang w:val="id_ID" w:bidi="id_ID"/>
+        </w:rPr>
+        <w:t>26</w:t>
+      </w:r>
       <w:r>
         <w:rPr>
           <w:lang w:val="id_ID" w:bidi="id_ID"/>
         </w:rPr>
         <w:t>). Kisah Para Rasul menunjukkan bahwa berita Injil terbuka bagi semua orang bukan hanya orang-orang Yahudi tetapi juga non-Yahudi (</w:t>
       </w:r>
-      <w:hyperlink r:id="rId36">
-        <w:r>
-          <w:rPr>
-            <w:lang w:val="id_ID" w:bidi="id_ID"/>
-          </w:rPr>
-          <w:rPr>
-            <w:color w:val="0000EE"/>
-            <w:u w:val="single"/>
-          </w:rPr>
-          <w:t>2:8–11</w:t>
-        </w:r>
-      </w:hyperlink>
+      <w:r>
+        <w:rPr>
+          <w:lang w:val="id_ID" w:bidi="id_ID"/>
+        </w:rPr>
+        <w:t>2:8–11</w:t>
+      </w:r>
       <w:r>
         <w:rPr>
           <w:lang w:val="id_ID" w:bidi="id_ID"/>
         </w:rPr>
         <w:t xml:space="preserve">; </w:t>
       </w:r>
-      <w:hyperlink r:id="rId26">
-        <w:r>
-          <w:rPr>
-            <w:lang w:val="id_ID" w:bidi="id_ID"/>
-          </w:rPr>
-          <w:rPr>
-            <w:color w:val="0000EE"/>
-            <w:u w:val="single"/>
-          </w:rPr>
-          <w:t>8:26–40</w:t>
-        </w:r>
-      </w:hyperlink>
+      <w:r>
+        <w:rPr>
+          <w:lang w:val="id_ID" w:bidi="id_ID"/>
+        </w:rPr>
+        <w:t>8:26–40</w:t>
+      </w:r>
       <w:r>
         <w:rPr>
           <w:lang w:val="id_ID" w:bidi="id_ID"/>
         </w:rPr>
         <w:t xml:space="preserve">; </w:t>
       </w:r>
-      <w:hyperlink r:id="rId37">
-        <w:r>
-          <w:rPr>
-            <w:lang w:val="id_ID" w:bidi="id_ID"/>
-          </w:rPr>
-          <w:rPr>
-            <w:color w:val="0000EE"/>
-            <w:u w:val="single"/>
-          </w:rPr>
-          <w:t>10:1 11:18</w:t>
-        </w:r>
-      </w:hyperlink>
+      <w:r>
+        <w:rPr>
+          <w:lang w:val="id_ID" w:bidi="id_ID"/>
+        </w:rPr>
+        <w:t>10:1 11:18</w:t>
+      </w:r>
       <w:r>
         <w:rPr>
           <w:lang w:val="id_ID" w:bidi="id_ID"/>
         </w:rPr>
         <w:t>), dan tidak hanya kepada laki-laki tetapi juga perempuan (</w:t>
       </w:r>
-      <w:hyperlink r:id="rId38">
-        <w:r>
-          <w:rPr>
-            <w:lang w:val="id_ID" w:bidi="id_ID"/>
-          </w:rPr>
-          <w:rPr>
-            <w:color w:val="0000EE"/>
-            <w:u w:val="single"/>
-          </w:rPr>
-          <w:t>5:14</w:t>
-        </w:r>
-      </w:hyperlink>
+      <w:r>
+        <w:rPr>
+          <w:lang w:val="id_ID" w:bidi="id_ID"/>
+        </w:rPr>
+        <w:t>5:14</w:t>
+      </w:r>
       <w:r>
         <w:rPr>
           <w:lang w:val="id_ID" w:bidi="id_ID"/>
         </w:rPr>
         <w:t xml:space="preserve">; </w:t>
       </w:r>
-      <w:hyperlink r:id="rId39">
-        <w:r>
-          <w:rPr>
-            <w:lang w:val="id_ID" w:bidi="id_ID"/>
-          </w:rPr>
-          <w:rPr>
-            <w:color w:val="0000EE"/>
-            <w:u w:val="single"/>
-          </w:rPr>
-          <w:t>8:12</w:t>
-        </w:r>
-      </w:hyperlink>
+      <w:r>
+        <w:rPr>
+          <w:lang w:val="id_ID" w:bidi="id_ID"/>
+        </w:rPr>
+        <w:t>8:12</w:t>
+      </w:r>
       <w:r>
         <w:rPr>
           <w:lang w:val="id_ID" w:bidi="id_ID"/>
         </w:rPr>
         <w:t xml:space="preserve">; </w:t>
       </w:r>
-      <w:hyperlink r:id="rId40">
-        <w:r>
-          <w:rPr>
-            <w:lang w:val="id_ID" w:bidi="id_ID"/>
-          </w:rPr>
-          <w:rPr>
-            <w:color w:val="0000EE"/>
-            <w:u w:val="single"/>
-          </w:rPr>
-          <w:t>16:13–15</w:t>
-        </w:r>
-      </w:hyperlink>
+      <w:r>
+        <w:rPr>
+          <w:lang w:val="id_ID" w:bidi="id_ID"/>
+        </w:rPr>
+        <w:t>16:13–15</w:t>
+      </w:r>
       <w:r>
         <w:rPr>
           <w:lang w:val="id_ID" w:bidi="id_ID"/>
         </w:rPr>
         <w:t xml:space="preserve">; </w:t>
       </w:r>
-      <w:hyperlink r:id="rId41">
-        <w:r>
-          <w:rPr>
-            <w:lang w:val="id_ID" w:bidi="id_ID"/>
-          </w:rPr>
-          <w:rPr>
-            <w:color w:val="0000EE"/>
-            <w:u w:val="single"/>
-          </w:rPr>
-          <w:t>17:4</w:t>
-        </w:r>
-      </w:hyperlink>
+      <w:r>
+        <w:rPr>
+          <w:lang w:val="id_ID" w:bidi="id_ID"/>
+        </w:rPr>
+        <w:t>17:4</w:t>
+      </w:r>
       <w:r>
         <w:rPr>
           <w:lang w:val="id_ID" w:bidi="id_ID"/>
         </w:rPr>
         <w:t xml:space="preserve">, </w:t>
       </w:r>
-      <w:hyperlink r:id="rId42">
-        <w:r>
-          <w:rPr>
-            <w:lang w:val="id_ID" w:bidi="id_ID"/>
-          </w:rPr>
-          <w:rPr>
-            <w:color w:val="0000EE"/>
-            <w:u w:val="single"/>
-          </w:rPr>
-          <w:t>12</w:t>
-        </w:r>
-      </w:hyperlink>
+      <w:r>
+        <w:rPr>
+          <w:lang w:val="id_ID" w:bidi="id_ID"/>
+        </w:rPr>
+        <w:t>12</w:t>
+      </w:r>
       <w:r>
         <w:rPr>
           <w:lang w:val="id_ID" w:bidi="id_ID"/>
         </w:rPr>
         <w:t xml:space="preserve">, </w:t>
       </w:r>
-      <w:hyperlink r:id="rId43">
-        <w:r>
-          <w:rPr>
-            <w:lang w:val="id_ID" w:bidi="id_ID"/>
-          </w:rPr>
-          <w:rPr>
-            <w:color w:val="0000EE"/>
-            <w:u w:val="single"/>
-          </w:rPr>
-          <w:t>34</w:t>
-        </w:r>
-      </w:hyperlink>
+      <w:r>
+        <w:rPr>
+          <w:lang w:val="id_ID" w:bidi="id_ID"/>
+        </w:rPr>
+        <w:t>34</w:t>
+      </w:r>
       <w:r>
         <w:rPr>
           <w:lang w:val="id_ID" w:bidi="id_ID"/>
         </w:rPr>
         <w:t xml:space="preserve">; </w:t>
       </w:r>
-      <w:hyperlink r:id="rId44">
-        <w:r>
-          <w:rPr>
-            <w:lang w:val="id_ID" w:bidi="id_ID"/>
-          </w:rPr>
-          <w:rPr>
-            <w:color w:val="0000EE"/>
-            <w:u w:val="single"/>
-          </w:rPr>
-          <w:t>18:26</w:t>
-        </w:r>
-      </w:hyperlink>
+      <w:r>
+        <w:rPr>
+          <w:lang w:val="id_ID" w:bidi="id_ID"/>
+        </w:rPr>
+        <w:t>18:26</w:t>
+      </w:r>
       <w:r>
         <w:rPr>
           <w:lang w:val="id_ID" w:bidi="id_ID"/>
         </w:rPr>
         <w:t xml:space="preserve">; </w:t>
       </w:r>
-      <w:hyperlink r:id="rId45">
-        <w:r>
-          <w:rPr>
-            <w:lang w:val="id_ID" w:bidi="id_ID"/>
-          </w:rPr>
-          <w:rPr>
-            <w:color w:val="0000EE"/>
-            <w:u w:val="single"/>
-          </w:rPr>
-          <w:t>21:9</w:t>
-        </w:r>
-      </w:hyperlink>
+      <w:r>
+        <w:rPr>
+          <w:lang w:val="id_ID" w:bidi="id_ID"/>
+        </w:rPr>
+        <w:t>21:9</w:t>
+      </w:r>
       <w:r>
         <w:rPr>
           <w:lang w:val="id_ID" w:bidi="id_ID"/>
@@ -1072,162 +850,108 @@
         </w:rPr>
         <w:t>Politik. Kisah Para Rasul menyajikan pembelaan agama Kristen yang kuat kepada orang-orang Yahudi (</w:t>
       </w:r>
-      <w:hyperlink r:id="rId46">
-        <w:r>
-          <w:rPr>
-            <w:lang w:val="id_ID" w:bidi="id_ID"/>
-          </w:rPr>
-          <w:rPr>
-            <w:color w:val="0000EE"/>
-            <w:u w:val="single"/>
-          </w:rPr>
-          <w:t>4:8–12</w:t>
-        </w:r>
-      </w:hyperlink>
+      <w:r>
+        <w:rPr>
+          <w:lang w:val="id_ID" w:bidi="id_ID"/>
+        </w:rPr>
+        <w:t>4:8–12</w:t>
+      </w:r>
       <w:r>
         <w:rPr>
           <w:lang w:val="id_ID" w:bidi="id_ID"/>
         </w:rPr>
         <w:t xml:space="preserve">; </w:t>
       </w:r>
-      <w:hyperlink r:id="rId47">
-        <w:r>
-          <w:rPr>
-            <w:lang w:val="id_ID" w:bidi="id_ID"/>
-          </w:rPr>
-          <w:rPr>
-            <w:color w:val="0000EE"/>
-            <w:u w:val="single"/>
-          </w:rPr>
-          <w:t>7:2–53</w:t>
-        </w:r>
-      </w:hyperlink>
+      <w:r>
+        <w:rPr>
+          <w:lang w:val="id_ID" w:bidi="id_ID"/>
+        </w:rPr>
+        <w:t>7:2–53</w:t>
+      </w:r>
       <w:r>
         <w:rPr>
           <w:lang w:val="id_ID" w:bidi="id_ID"/>
         </w:rPr>
         <w:t>) dan non-Yahudi (</w:t>
       </w:r>
-      <w:hyperlink r:id="rId48">
-        <w:r>
-          <w:rPr>
-            <w:lang w:val="id_ID" w:bidi="id_ID"/>
-          </w:rPr>
-          <w:rPr>
-            <w:color w:val="0000EE"/>
-            <w:u w:val="single"/>
-          </w:rPr>
-          <w:t>24:10–21</w:t>
-        </w:r>
-      </w:hyperlink>
+      <w:r>
+        <w:rPr>
+          <w:lang w:val="id_ID" w:bidi="id_ID"/>
+        </w:rPr>
+        <w:t>24:10–21</w:t>
+      </w:r>
       <w:r>
         <w:rPr>
           <w:lang w:val="id_ID" w:bidi="id_ID"/>
         </w:rPr>
         <w:t xml:space="preserve">; </w:t>
       </w:r>
-      <w:hyperlink r:id="rId49">
-        <w:r>
-          <w:rPr>
-            <w:lang w:val="id_ID" w:bidi="id_ID"/>
-          </w:rPr>
-          <w:rPr>
-            <w:color w:val="0000EE"/>
-            <w:u w:val="single"/>
-          </w:rPr>
-          <w:t>26:1–23</w:t>
-        </w:r>
-      </w:hyperlink>
+      <w:r>
+        <w:rPr>
+          <w:lang w:val="id_ID" w:bidi="id_ID"/>
+        </w:rPr>
+        <w:t>26:1–23</w:t>
+      </w:r>
       <w:r>
         <w:rPr>
           <w:lang w:val="id_ID" w:bidi="id_ID"/>
         </w:rPr>
         <w:t>). Lukas mengungkapkan bahwa agama Kristen layak mendapatkan perlindungan seperti agama Yahudi dan tidak berbahaya bagi negara Romawi (</w:t>
       </w:r>
-      <w:hyperlink r:id="rId50">
-        <w:r>
-          <w:rPr>
-            <w:lang w:val="id_ID" w:bidi="id_ID"/>
-          </w:rPr>
-          <w:rPr>
-            <w:color w:val="0000EE"/>
-            <w:u w:val="single"/>
-          </w:rPr>
-          <w:t>18:14–16</w:t>
-        </w:r>
-      </w:hyperlink>
+      <w:r>
+        <w:rPr>
+          <w:lang w:val="id_ID" w:bidi="id_ID"/>
+        </w:rPr>
+        <w:t>18:14–16</w:t>
+      </w:r>
       <w:r>
         <w:rPr>
           <w:lang w:val="id_ID" w:bidi="id_ID"/>
         </w:rPr>
         <w:t xml:space="preserve">; </w:t>
       </w:r>
-      <w:hyperlink r:id="rId51">
-        <w:r>
-          <w:rPr>
-            <w:lang w:val="id_ID" w:bidi="id_ID"/>
-          </w:rPr>
-          <w:rPr>
-            <w:color w:val="0000EE"/>
-            <w:u w:val="single"/>
-          </w:rPr>
-          <w:t>19:37</w:t>
-        </w:r>
-      </w:hyperlink>
+      <w:r>
+        <w:rPr>
+          <w:lang w:val="id_ID" w:bidi="id_ID"/>
+        </w:rPr>
+        <w:t>19:37</w:t>
+      </w:r>
       <w:r>
         <w:rPr>
           <w:lang w:val="id_ID" w:bidi="id_ID"/>
         </w:rPr>
         <w:t xml:space="preserve">; </w:t>
       </w:r>
-      <w:hyperlink r:id="rId52">
-        <w:r>
-          <w:rPr>
-            <w:lang w:val="id_ID" w:bidi="id_ID"/>
-          </w:rPr>
-          <w:rPr>
-            <w:color w:val="0000EE"/>
-            <w:u w:val="single"/>
-          </w:rPr>
-          <w:t>23:29</w:t>
-        </w:r>
-      </w:hyperlink>
+      <w:r>
+        <w:rPr>
+          <w:lang w:val="id_ID" w:bidi="id_ID"/>
+        </w:rPr>
+        <w:t>23:29</w:t>
+      </w:r>
       <w:r>
         <w:rPr>
           <w:lang w:val="id_ID" w:bidi="id_ID"/>
         </w:rPr>
         <w:t xml:space="preserve">; </w:t>
       </w:r>
-      <w:hyperlink r:id="rId53">
-        <w:r>
-          <w:rPr>
-            <w:lang w:val="id_ID" w:bidi="id_ID"/>
-          </w:rPr>
-          <w:rPr>
-            <w:color w:val="0000EE"/>
-            <w:u w:val="single"/>
-          </w:rPr>
-          <w:t>25:25</w:t>
-        </w:r>
-      </w:hyperlink>
+      <w:r>
+        <w:rPr>
+          <w:lang w:val="id_ID" w:bidi="id_ID"/>
+        </w:rPr>
+        <w:t>25:25</w:t>
+      </w:r>
       <w:r>
         <w:rPr>
           <w:lang w:val="id_ID" w:bidi="id_ID"/>
         </w:rPr>
         <w:t xml:space="preserve">; </w:t>
       </w:r>
-      <w:hyperlink r:id="rId54">
-        <w:r>
-          <w:rPr>
-            <w:lang w:val="id_ID" w:bidi="id_ID"/>
-          </w:rPr>
-          <w:rPr>
-            <w:color w:val="0000EE"/>
-            <w:u w:val="single"/>
-          </w:rPr>
-          <w:t>26:32</w:t>
-        </w:r>
-      </w:hyperlink>
+      <w:r>
+        <w:rPr>
+          <w:lang w:val="id_ID" w:bidi="id_ID"/>
+        </w:rPr>
+        <w:t>26:32</w:t>
+      </w:r>
       <w:r>
         <w:rPr>
           <w:lang w:val="id_ID" w:bidi="id_ID"/>
@@ -1259,144 +983,96 @@
         </w:rPr>
         <w:t xml:space="preserve">Lukas adalah rekan misi Paulus (baca </w:t>
       </w:r>
-      <w:hyperlink r:id="rId55">
-        <w:r>
-          <w:rPr>
-            <w:lang w:val="id_ID" w:bidi="id_ID"/>
-          </w:rPr>
-          <w:rPr>
-            <w:color w:val="0000EE"/>
-            <w:u w:val="single"/>
-          </w:rPr>
-          <w:t>16:10</w:t>
-        </w:r>
-      </w:hyperlink>
+      <w:r>
+        <w:rPr>
+          <w:lang w:val="id_ID" w:bidi="id_ID"/>
+        </w:rPr>
+        <w:t>16:10</w:t>
+      </w:r>
       <w:r>
         <w:rPr>
           <w:lang w:val="id_ID" w:bidi="id_ID"/>
         </w:rPr>
         <w:t xml:space="preserve"> dan catatan kakinya) dan menyertai Paulus pada tahun-tahun terakhirnya (</w:t>
       </w:r>
-      <w:hyperlink r:id="rId56">
-        <w:r>
-          <w:rPr>
-            <w:lang w:val="id_ID" w:bidi="id_ID"/>
-          </w:rPr>
-          <w:rPr>
-            <w:color w:val="0000EE"/>
-            <w:u w:val="single"/>
-          </w:rPr>
-          <w:t>2Tim. 4:11</w:t>
-        </w:r>
-      </w:hyperlink>
+      <w:r>
+        <w:rPr>
+          <w:lang w:val="id_ID" w:bidi="id_ID"/>
+        </w:rPr>
+        <w:t>2Tim. 4:11</w:t>
+      </w:r>
       <w:r>
         <w:rPr>
           <w:lang w:val="id_ID" w:bidi="id_ID"/>
         </w:rPr>
         <w:t xml:space="preserve">). Beberapa ayat dalam Kisah Para Rasul muncul dalam kata ganti orang pertama ( kami ; </w:t>
       </w:r>
-      <w:hyperlink r:id="rId57">
-        <w:r>
-          <w:rPr>
-            <w:lang w:val="id_ID" w:bidi="id_ID"/>
-          </w:rPr>
-          <w:rPr>
-            <w:color w:val="0000EE"/>
-            <w:u w:val="single"/>
-          </w:rPr>
-          <w:t>16:10–18</w:t>
-        </w:r>
-      </w:hyperlink>
+      <w:r>
+        <w:rPr>
+          <w:lang w:val="id_ID" w:bidi="id_ID"/>
+        </w:rPr>
+        <w:t>16:10–18</w:t>
+      </w:r>
       <w:r>
         <w:rPr>
           <w:lang w:val="id_ID" w:bidi="id_ID"/>
         </w:rPr>
         <w:t xml:space="preserve">; </w:t>
       </w:r>
-      <w:hyperlink r:id="rId58">
-        <w:r>
-          <w:rPr>
-            <w:lang w:val="id_ID" w:bidi="id_ID"/>
-          </w:rPr>
-          <w:rPr>
-            <w:color w:val="0000EE"/>
-            <w:u w:val="single"/>
-          </w:rPr>
-          <w:t>20:5–15</w:t>
-        </w:r>
-      </w:hyperlink>
+      <w:r>
+        <w:rPr>
+          <w:lang w:val="id_ID" w:bidi="id_ID"/>
+        </w:rPr>
+        <w:t>20:5–15</w:t>
+      </w:r>
       <w:r>
         <w:rPr>
           <w:lang w:val="id_ID" w:bidi="id_ID"/>
         </w:rPr>
         <w:t xml:space="preserve">; </w:t>
       </w:r>
-      <w:hyperlink r:id="rId59">
-        <w:r>
-          <w:rPr>
-            <w:lang w:val="id_ID" w:bidi="id_ID"/>
-          </w:rPr>
-          <w:rPr>
-            <w:color w:val="0000EE"/>
-            <w:u w:val="single"/>
-          </w:rPr>
-          <w:t>21:1–18</w:t>
-        </w:r>
-      </w:hyperlink>
+      <w:r>
+        <w:rPr>
+          <w:lang w:val="id_ID" w:bidi="id_ID"/>
+        </w:rPr>
+        <w:t>21:1–18</w:t>
+      </w:r>
       <w:r>
         <w:rPr>
           <w:lang w:val="id_ID" w:bidi="id_ID"/>
         </w:rPr>
         <w:t xml:space="preserve">; </w:t>
       </w:r>
-      <w:hyperlink r:id="rId60">
-        <w:r>
-          <w:rPr>
-            <w:lang w:val="id_ID" w:bidi="id_ID"/>
-          </w:rPr>
-          <w:rPr>
-            <w:color w:val="0000EE"/>
-            <w:u w:val="single"/>
-          </w:rPr>
-          <w:t>27:1 28:16</w:t>
-        </w:r>
-      </w:hyperlink>
+      <w:r>
+        <w:rPr>
+          <w:lang w:val="id_ID" w:bidi="id_ID"/>
+        </w:rPr>
+        <w:t>27:1 28:16</w:t>
+      </w:r>
       <w:r>
         <w:rPr>
           <w:lang w:val="id_ID" w:bidi="id_ID"/>
         </w:rPr>
         <w:t>), yang menunjukkan bahwa Lukas bersama dengan Paulus dalam perjalanan-perjalanan itu. Di dalam Surat Kolose, Lukas disebut sebagai tabib yang kekasih dan merupakan salah satu dari beberapa orang non-Yahudi yang bekerja bersama Paulus (</w:t>
       </w:r>
-      <w:hyperlink r:id="rId61">
-        <w:r>
-          <w:rPr>
-            <w:lang w:val="id_ID" w:bidi="id_ID"/>
-          </w:rPr>
-          <w:rPr>
-            <w:color w:val="0000EE"/>
-            <w:u w:val="single"/>
-          </w:rPr>
-          <w:t>Kol. 4:11–14</w:t>
-        </w:r>
-      </w:hyperlink>
+      <w:r>
+        <w:rPr>
+          <w:lang w:val="id_ID" w:bidi="id_ID"/>
+        </w:rPr>
+        <w:t>Kol. 4:11–14</w:t>
+      </w:r>
       <w:r>
         <w:rPr>
           <w:lang w:val="id_ID" w:bidi="id_ID"/>
         </w:rPr>
         <w:t xml:space="preserve">; baca juga </w:t>
       </w:r>
-      <w:hyperlink r:id="rId62">
-        <w:r>
-          <w:rPr>
-            <w:lang w:val="id_ID" w:bidi="id_ID"/>
-          </w:rPr>
-          <w:rPr>
-            <w:color w:val="0000EE"/>
-            <w:u w:val="single"/>
-          </w:rPr>
-          <w:t>Flm. 1:24</w:t>
-        </w:r>
-      </w:hyperlink>
+      <w:r>
+        <w:rPr>
+          <w:lang w:val="id_ID" w:bidi="id_ID"/>
+        </w:rPr>
+        <w:t>Flm. 1:24</w:t>
+      </w:r>
       <w:r>
         <w:rPr>
           <w:lang w:val="id_ID" w:bidi="id_ID"/>
@@ -1431,18 +1107,12 @@
         </w:rPr>
         <w:t>Sebagai sejarawan yang bertanggung jawab, Lukas memakai metode-metode historis yang baik dan menggambarkan prosedurnya secara rinci, menunjukkan kepeduliannya dalam menulis sebuah laporan yang akurat dan teratur tentang bagaimana kekristenan dimulai (</w:t>
       </w:r>
-      <w:hyperlink r:id="rId63">
-        <w:r>
-          <w:rPr>
-            <w:lang w:val="id_ID" w:bidi="id_ID"/>
-          </w:rPr>
-          <w:rPr>
-            <w:color w:val="0000EE"/>
-            <w:u w:val="single"/>
-          </w:rPr>
-          <w:t>Luk. 1:1–4</w:t>
-        </w:r>
-      </w:hyperlink>
+      <w:r>
+        <w:rPr>
+          <w:lang w:val="id_ID" w:bidi="id_ID"/>
+        </w:rPr>
+        <w:t>Luk. 1:1–4</w:t>
+      </w:r>
       <w:r>
         <w:rPr>
           <w:lang w:val="id_ID" w:bidi="id_ID"/>
@@ -1488,54 +1158,36 @@
         </w:rPr>
         <w:t xml:space="preserve">Kisah Para Rasul umumnya diperkirakan ditulis antara tahun 60-an M Dan akhir dari masa hidup rekan-rekan misi dan perjalanan Paulus (pertengahan tahun 80-an M). Banyak ahli mendukung perkiraan tahun penulisan setelah Tahun 70 M, dengan alasan bahwa Lukas memakai Markus sebagai salah satu sumbernya (dengan anggapan bahwa Markus ditulis pada akhir tahun 60-an). Namun, Kisah Para Rasul tidak menyebutkan hasil dari pengadilan terhadap Paulus (sekitar Tahun 62 M); kematian Yakobus, saudara Yesus (awal tahun 60-an M); penganiayaan orang-orang Kristen dilakukan oleh Nero setelah peristiwa kebakaran kota Roma pada Tahun 64 M; kematian Petrus dan Paulus (sekitar Tahun 64–65 M), dan Nero (Tahun 68 M); pemberontakan orang-orang Yahudi (Tahun 66 M); atau penghancuran Yerusalem (Tahun 70 M). Kisah Para Rasul berakhir dengan Paulus menjalani hukuman penjara-rumah (Tahun 60–62 M). Karena itu, kita dapat mengatakan bahwa Lukas menulis Kisah Para Rasul sebelum Tahun 64 M. Orang-orang yang memperkirakan Kisah Para Rasul ditulis setelah Tahun 70 M akan mengatakan bahwa Lukas tidak menulis tentang peristiwa-peristiwa itu karena tidak cocok dengan tujuan dari seluruh kisah tersebut (baca </w:t>
       </w:r>
-      <w:hyperlink r:id="rId20">
-        <w:r>
-          <w:rPr>
-            <w:lang w:val="id_ID" w:bidi="id_ID"/>
-          </w:rPr>
-          <w:rPr>
-            <w:color w:val="0000EE"/>
-            <w:u w:val="single"/>
-          </w:rPr>
-          <w:t>Kis. 1:8</w:t>
-        </w:r>
-      </w:hyperlink>
+      <w:r>
+        <w:rPr>
+          <w:lang w:val="id_ID" w:bidi="id_ID"/>
+        </w:rPr>
+        <w:t>Kis. 1:8</w:t>
+      </w:r>
       <w:r>
         <w:rPr>
           <w:lang w:val="id_ID" w:bidi="id_ID"/>
         </w:rPr>
         <w:t xml:space="preserve">; </w:t>
       </w:r>
-      <w:hyperlink r:id="rId29">
-        <w:r>
-          <w:rPr>
-            <w:lang w:val="id_ID" w:bidi="id_ID"/>
-          </w:rPr>
-          <w:rPr>
-            <w:color w:val="0000EE"/>
-            <w:u w:val="single"/>
-          </w:rPr>
-          <w:t>9:15</w:t>
-        </w:r>
-      </w:hyperlink>
+      <w:r>
+        <w:rPr>
+          <w:lang w:val="id_ID" w:bidi="id_ID"/>
+        </w:rPr>
+        <w:t>9:15</w:t>
+      </w:r>
       <w:r>
         <w:rPr>
           <w:lang w:val="id_ID" w:bidi="id_ID"/>
         </w:rPr>
         <w:t xml:space="preserve">; </w:t>
       </w:r>
-      <w:hyperlink r:id="rId23">
-        <w:r>
-          <w:rPr>
-            <w:lang w:val="id_ID" w:bidi="id_ID"/>
-          </w:rPr>
-          <w:rPr>
-            <w:color w:val="0000EE"/>
-            <w:u w:val="single"/>
-          </w:rPr>
-          <w:t>28:31</w:t>
-        </w:r>
-      </w:hyperlink>
+      <w:r>
+        <w:rPr>
+          <w:lang w:val="id_ID" w:bidi="id_ID"/>
+        </w:rPr>
+        <w:t>28:31</w:t>
+      </w:r>
       <w:r>
         <w:rPr>
           <w:lang w:val="id_ID" w:bidi="id_ID"/>
@@ -1567,180 +1219,120 @@
         </w:rPr>
         <w:t xml:space="preserve">Kitab Kisah Para Rasul adalah jilid kedua dari sebuah buku yang terdiri dari dua bagian (baca </w:t>
       </w:r>
-      <w:hyperlink r:id="rId63">
-        <w:r>
-          <w:rPr>
-            <w:lang w:val="id_ID" w:bidi="id_ID"/>
-          </w:rPr>
-          <w:rPr>
-            <w:color w:val="0000EE"/>
-            <w:u w:val="single"/>
-          </w:rPr>
-          <w:t>Luk. 1:1–4</w:t>
-        </w:r>
-      </w:hyperlink>
+      <w:r>
+        <w:rPr>
+          <w:lang w:val="id_ID" w:bidi="id_ID"/>
+        </w:rPr>
+        <w:t>Luk. 1:1–4</w:t>
+      </w:r>
       <w:r>
         <w:rPr>
           <w:lang w:val="id_ID" w:bidi="id_ID"/>
         </w:rPr>
         <w:t xml:space="preserve">; </w:t>
       </w:r>
-      <w:hyperlink r:id="rId64">
-        <w:r>
-          <w:rPr>
-            <w:lang w:val="id_ID" w:bidi="id_ID"/>
-          </w:rPr>
-          <w:rPr>
-            <w:color w:val="0000EE"/>
-            <w:u w:val="single"/>
-          </w:rPr>
-          <w:t>Kis. 1:1–2</w:t>
-        </w:r>
-      </w:hyperlink>
+      <w:r>
+        <w:rPr>
+          <w:lang w:val="id_ID" w:bidi="id_ID"/>
+        </w:rPr>
+        <w:t>Kis. 1:1–2</w:t>
+      </w:r>
       <w:r>
         <w:rPr>
           <w:lang w:val="id_ID" w:bidi="id_ID"/>
         </w:rPr>
         <w:t>). Lukas menulis Injil Lukas dan Kisah Para Rasul untuk Teofilus (</w:t>
       </w:r>
-      <w:hyperlink r:id="rId65">
-        <w:r>
-          <w:rPr>
-            <w:lang w:val="id_ID" w:bidi="id_ID"/>
-          </w:rPr>
-          <w:rPr>
-            <w:color w:val="0000EE"/>
-            <w:u w:val="single"/>
-          </w:rPr>
-          <w:t>Luk. 1:3</w:t>
-        </w:r>
-      </w:hyperlink>
+      <w:r>
+        <w:rPr>
+          <w:lang w:val="id_ID" w:bidi="id_ID"/>
+        </w:rPr>
+        <w:t>Luk. 1:3</w:t>
+      </w:r>
       <w:r>
         <w:rPr>
           <w:lang w:val="id_ID" w:bidi="id_ID"/>
         </w:rPr>
         <w:t xml:space="preserve">; </w:t>
       </w:r>
-      <w:hyperlink r:id="rId66">
-        <w:r>
-          <w:rPr>
-            <w:lang w:val="id_ID" w:bidi="id_ID"/>
-          </w:rPr>
-          <w:rPr>
-            <w:color w:val="0000EE"/>
-            <w:u w:val="single"/>
-          </w:rPr>
-          <w:t>Kis. 1:1</w:t>
-        </w:r>
-      </w:hyperlink>
+      <w:r>
+        <w:rPr>
+          <w:lang w:val="id_ID" w:bidi="id_ID"/>
+        </w:rPr>
+        <w:t>Kis. 1:1</w:t>
+      </w:r>
       <w:r>
         <w:rPr>
           <w:lang w:val="id_ID" w:bidi="id_ID"/>
         </w:rPr>
         <w:t>), yang namanya berarti orang yang dikasihi Allah . Teofilus disebutkan dengan gelar yang mulia (</w:t>
       </w:r>
-      <w:hyperlink r:id="rId65">
-        <w:r>
-          <w:rPr>
-            <w:lang w:val="id_ID" w:bidi="id_ID"/>
-          </w:rPr>
-          <w:rPr>
-            <w:color w:val="0000EE"/>
-            <w:u w:val="single"/>
-          </w:rPr>
-          <w:t>Luk. 1:3</w:t>
-        </w:r>
-      </w:hyperlink>
+      <w:r>
+        <w:rPr>
+          <w:lang w:val="id_ID" w:bidi="id_ID"/>
+        </w:rPr>
+        <w:t>Luk. 1:3</w:t>
+      </w:r>
       <w:r>
         <w:rPr>
           <w:lang w:val="id_ID" w:bidi="id_ID"/>
         </w:rPr>
         <w:t>), yang dipakai di bagian-bagian Alkitab lain untuk gubernur Romawi seperti Felix dan Festus (</w:t>
       </w:r>
-      <w:hyperlink r:id="rId67">
-        <w:r>
-          <w:rPr>
-            <w:lang w:val="id_ID" w:bidi="id_ID"/>
-          </w:rPr>
-          <w:rPr>
-            <w:color w:val="0000EE"/>
-            <w:u w:val="single"/>
-          </w:rPr>
-          <w:t>23:26</w:t>
-        </w:r>
-      </w:hyperlink>
+      <w:r>
+        <w:rPr>
+          <w:lang w:val="id_ID" w:bidi="id_ID"/>
+        </w:rPr>
+        <w:t>23:26</w:t>
+      </w:r>
       <w:r>
         <w:rPr>
           <w:lang w:val="id_ID" w:bidi="id_ID"/>
         </w:rPr>
         <w:t xml:space="preserve">; </w:t>
       </w:r>
-      <w:hyperlink r:id="rId68">
-        <w:r>
-          <w:rPr>
-            <w:lang w:val="id_ID" w:bidi="id_ID"/>
-          </w:rPr>
-          <w:rPr>
-            <w:color w:val="0000EE"/>
-            <w:u w:val="single"/>
-          </w:rPr>
-          <w:t>24:2–3</w:t>
-        </w:r>
-      </w:hyperlink>
+      <w:r>
+        <w:rPr>
+          <w:lang w:val="id_ID" w:bidi="id_ID"/>
+        </w:rPr>
+        <w:t>24:2–3</w:t>
+      </w:r>
       <w:r>
         <w:rPr>
           <w:lang w:val="id_ID" w:bidi="id_ID"/>
         </w:rPr>
         <w:t xml:space="preserve">; </w:t>
       </w:r>
-      <w:hyperlink r:id="rId69">
-        <w:r>
-          <w:rPr>
-            <w:lang w:val="id_ID" w:bidi="id_ID"/>
-          </w:rPr>
-          <w:rPr>
-            <w:color w:val="0000EE"/>
-            <w:u w:val="single"/>
-          </w:rPr>
-          <w:t>26:25</w:t>
-        </w:r>
-      </w:hyperlink>
+      <w:r>
+        <w:rPr>
+          <w:lang w:val="id_ID" w:bidi="id_ID"/>
+        </w:rPr>
+        <w:t>26:25</w:t>
+      </w:r>
       <w:r>
         <w:rPr>
           <w:lang w:val="id_ID" w:bidi="id_ID"/>
         </w:rPr>
         <w:t>). Teofilus mungkin adalah patron dan pelindung Lukas. Ia adalah orang non-Yahudi yang telah menerima ajaran Kristen (</w:t>
       </w:r>
-      <w:hyperlink r:id="rId70">
-        <w:r>
-          <w:rPr>
-            <w:lang w:val="id_ID" w:bidi="id_ID"/>
-          </w:rPr>
-          <w:rPr>
-            <w:color w:val="0000EE"/>
-            <w:u w:val="single"/>
-          </w:rPr>
-          <w:t>Luk. 1:4</w:t>
-        </w:r>
-      </w:hyperlink>
+      <w:r>
+        <w:rPr>
+          <w:lang w:val="id_ID" w:bidi="id_ID"/>
+        </w:rPr>
+        <w:t>Luk. 1:4</w:t>
+      </w:r>
       <w:r>
         <w:rPr>
           <w:lang w:val="id_ID" w:bidi="id_ID"/>
         </w:rPr>
         <w:t>). Lukas ingin agar dia dan yang lain mendapatkan pemahaman yang akurat tentang agama Kristen dan penyebarannya di kawasan Mediterania supaya mereka mengetahui kebenaran tentang agama Kristen (</w:t>
       </w:r>
-      <w:hyperlink r:id="rId70">
-        <w:r>
-          <w:rPr>
-            <w:lang w:val="id_ID" w:bidi="id_ID"/>
-          </w:rPr>
-          <w:rPr>
-            <w:color w:val="0000EE"/>
-            <w:u w:val="single"/>
-          </w:rPr>
-          <w:t>Luk. 1:4</w:t>
-        </w:r>
-      </w:hyperlink>
+      <w:r>
+        <w:rPr>
+          <w:lang w:val="id_ID" w:bidi="id_ID"/>
+        </w:rPr>
+        <w:t>Luk. 1:4</w:t>
+      </w:r>
       <w:r>
         <w:rPr>
           <w:lang w:val="id_ID" w:bidi="id_ID"/>
@@ -1772,126 +1364,84 @@
         </w:rPr>
         <w:t xml:space="preserve">Materi Kisah Para Rasul disajikan secara hati-hati dan teliti (misalnya, </w:t>
       </w:r>
-      <w:hyperlink r:id="rId71">
-        <w:r>
-          <w:rPr>
-            <w:lang w:val="id_ID" w:bidi="id_ID"/>
-          </w:rPr>
-          <w:rPr>
-            <w:color w:val="0000EE"/>
-            <w:u w:val="single"/>
-          </w:rPr>
-          <w:t>11:28</w:t>
-        </w:r>
-      </w:hyperlink>
+      <w:r>
+        <w:rPr>
+          <w:lang w:val="id_ID" w:bidi="id_ID"/>
+        </w:rPr>
+        <w:t>11:28</w:t>
+      </w:r>
       <w:r>
         <w:rPr>
           <w:lang w:val="id_ID" w:bidi="id_ID"/>
         </w:rPr>
         <w:t xml:space="preserve">; </w:t>
       </w:r>
-      <w:hyperlink r:id="rId72">
-        <w:r>
-          <w:rPr>
-            <w:lang w:val="id_ID" w:bidi="id_ID"/>
-          </w:rPr>
-          <w:rPr>
-            <w:color w:val="0000EE"/>
-            <w:u w:val="single"/>
-          </w:rPr>
-          <w:t>18:2</w:t>
-        </w:r>
-      </w:hyperlink>
+      <w:r>
+        <w:rPr>
+          <w:lang w:val="id_ID" w:bidi="id_ID"/>
+        </w:rPr>
+        <w:t>18:2</w:t>
+      </w:r>
       <w:r>
         <w:rPr>
           <w:lang w:val="id_ID" w:bidi="id_ID"/>
         </w:rPr>
         <w:t xml:space="preserve">), dan ketepatan Informasinya sering kali dibenarkan oleh ilmu arkeologi, geografi, dan ilmu-ilmu lain yang terkait. Lukas menggabungkan keakuratan dan detail sejarah dengan keahlian melukiskan situasi secara jelas dan dramatis (misalnya, </w:t>
       </w:r>
-      <w:hyperlink r:id="rId73">
-        <w:r>
-          <w:rPr>
-            <w:lang w:val="id_ID" w:bidi="id_ID"/>
-          </w:rPr>
-          <w:rPr>
-            <w:color w:val="0000EE"/>
-            <w:u w:val="single"/>
-          </w:rPr>
-          <w:t>5:17–32</w:t>
-        </w:r>
-      </w:hyperlink>
+      <w:r>
+        <w:rPr>
+          <w:lang w:val="id_ID" w:bidi="id_ID"/>
+        </w:rPr>
+        <w:t>5:17–32</w:t>
+      </w:r>
       <w:r>
         <w:rPr>
           <w:lang w:val="id_ID" w:bidi="id_ID"/>
         </w:rPr>
         <w:t xml:space="preserve">; </w:t>
       </w:r>
-      <w:hyperlink r:id="rId74">
-        <w:r>
-          <w:rPr>
-            <w:lang w:val="id_ID" w:bidi="id_ID"/>
-          </w:rPr>
-          <w:rPr>
-            <w:color w:val="0000EE"/>
-            <w:u w:val="single"/>
-          </w:rPr>
-          <w:t>12:1–17</w:t>
-        </w:r>
-      </w:hyperlink>
+      <w:r>
+        <w:rPr>
+          <w:lang w:val="id_ID" w:bidi="id_ID"/>
+        </w:rPr>
+        <w:t>12:1–17</w:t>
+      </w:r>
       <w:r>
         <w:rPr>
           <w:lang w:val="id_ID" w:bidi="id_ID"/>
         </w:rPr>
         <w:t xml:space="preserve">; </w:t>
       </w:r>
-      <w:hyperlink r:id="rId75">
-        <w:r>
-          <w:rPr>
-            <w:lang w:val="id_ID" w:bidi="id_ID"/>
-          </w:rPr>
-          <w:rPr>
-            <w:color w:val="0000EE"/>
-            <w:u w:val="single"/>
-          </w:rPr>
-          <w:t>14:8–20</w:t>
-        </w:r>
-      </w:hyperlink>
+      <w:r>
+        <w:rPr>
+          <w:lang w:val="id_ID" w:bidi="id_ID"/>
+        </w:rPr>
+        <w:t>14:8–20</w:t>
+      </w:r>
       <w:r>
         <w:rPr>
           <w:lang w:val="id_ID" w:bidi="id_ID"/>
         </w:rPr>
         <w:t xml:space="preserve">; </w:t>
       </w:r>
-      <w:hyperlink r:id="rId76">
-        <w:r>
-          <w:rPr>
-            <w:lang w:val="id_ID" w:bidi="id_ID"/>
-          </w:rPr>
-          <w:rPr>
-            <w:color w:val="0000EE"/>
-            <w:u w:val="single"/>
-          </w:rPr>
-          <w:t>16:11–40</w:t>
-        </w:r>
-      </w:hyperlink>
+      <w:r>
+        <w:rPr>
+          <w:lang w:val="id_ID" w:bidi="id_ID"/>
+        </w:rPr>
+        <w:t>16:11–40</w:t>
+      </w:r>
       <w:r>
         <w:rPr>
           <w:lang w:val="id_ID" w:bidi="id_ID"/>
         </w:rPr>
         <w:t xml:space="preserve">; </w:t>
       </w:r>
-      <w:hyperlink r:id="rId77">
-        <w:r>
-          <w:rPr>
-            <w:lang w:val="id_ID" w:bidi="id_ID"/>
-          </w:rPr>
-          <w:rPr>
-            <w:color w:val="0000EE"/>
-            <w:u w:val="single"/>
-          </w:rPr>
-          <w:t>27:1–44</w:t>
-        </w:r>
-      </w:hyperlink>
+      <w:r>
+        <w:rPr>
+          <w:lang w:val="id_ID" w:bidi="id_ID"/>
+        </w:rPr>
+        <w:t>27:1–44</w:t>
+      </w:r>
       <w:r>
         <w:rPr>
           <w:lang w:val="id_ID" w:bidi="id_ID"/>
@@ -1912,108 +1462,72 @@
         </w:rPr>
         <w:t>Kisah Para Rasul menonjol dengan khotbah dan pidato-pidato penuh kuasa dari Petrus, Stefanus, Yakobus, dan Paulus (</w:t>
       </w:r>
-      <w:hyperlink r:id="rId78">
-        <w:r>
-          <w:rPr>
-            <w:lang w:val="id_ID" w:bidi="id_ID"/>
-          </w:rPr>
-          <w:rPr>
-            <w:color w:val="0000EE"/>
-            <w:u w:val="single"/>
-          </w:rPr>
-          <w:t>2:14–40</w:t>
-        </w:r>
-      </w:hyperlink>
+      <w:r>
+        <w:rPr>
+          <w:lang w:val="id_ID" w:bidi="id_ID"/>
+        </w:rPr>
+        <w:t>2:14–40</w:t>
+      </w:r>
       <w:r>
         <w:rPr>
           <w:lang w:val="id_ID" w:bidi="id_ID"/>
         </w:rPr>
         <w:t xml:space="preserve">; </w:t>
       </w:r>
-      <w:hyperlink r:id="rId47">
-        <w:r>
-          <w:rPr>
-            <w:lang w:val="id_ID" w:bidi="id_ID"/>
-          </w:rPr>
-          <w:rPr>
-            <w:color w:val="0000EE"/>
-            <w:u w:val="single"/>
-          </w:rPr>
-          <w:t>7:2–53</w:t>
-        </w:r>
-      </w:hyperlink>
+      <w:r>
+        <w:rPr>
+          <w:lang w:val="id_ID" w:bidi="id_ID"/>
+        </w:rPr>
+        <w:t>7:2–53</w:t>
+      </w:r>
       <w:r>
         <w:rPr>
           <w:lang w:val="id_ID" w:bidi="id_ID"/>
         </w:rPr>
         <w:t xml:space="preserve">; </w:t>
       </w:r>
-      <w:hyperlink r:id="rId79">
-        <w:r>
-          <w:rPr>
-            <w:lang w:val="id_ID" w:bidi="id_ID"/>
-          </w:rPr>
-          <w:rPr>
-            <w:color w:val="0000EE"/>
-            <w:u w:val="single"/>
-          </w:rPr>
-          <w:t>15:13–21</w:t>
-        </w:r>
-      </w:hyperlink>
+      <w:r>
+        <w:rPr>
+          <w:lang w:val="id_ID" w:bidi="id_ID"/>
+        </w:rPr>
+        <w:t>15:13–21</w:t>
+      </w:r>
       <w:r>
         <w:rPr>
           <w:lang w:val="id_ID" w:bidi="id_ID"/>
         </w:rPr>
         <w:t xml:space="preserve">; </w:t>
       </w:r>
-      <w:hyperlink r:id="rId80">
-        <w:r>
-          <w:rPr>
-            <w:lang w:val="id_ID" w:bidi="id_ID"/>
-          </w:rPr>
-          <w:rPr>
-            <w:color w:val="0000EE"/>
-            <w:u w:val="single"/>
-          </w:rPr>
-          <w:t>22:3–21</w:t>
-        </w:r>
-      </w:hyperlink>
+      <w:r>
+        <w:rPr>
+          <w:lang w:val="id_ID" w:bidi="id_ID"/>
+        </w:rPr>
+        <w:t>22:3–21</w:t>
+      </w:r>
       <w:r>
         <w:rPr>
           <w:lang w:val="id_ID" w:bidi="id_ID"/>
         </w:rPr>
         <w:t>). Berbagai gaya sastra di dalam Kisah Para Rasul secara luar biasa sesuai dengan latar budaya. Khotbah Petrus pada hari Pentakosta memiliki ciri Yahudi yang kuat (</w:t>
       </w:r>
-      <w:hyperlink r:id="rId78">
-        <w:r>
-          <w:rPr>
-            <w:lang w:val="id_ID" w:bidi="id_ID"/>
-          </w:rPr>
-          <w:rPr>
-            <w:color w:val="0000EE"/>
-            <w:u w:val="single"/>
-          </w:rPr>
-          <w:t>2:14–40</w:t>
-        </w:r>
-      </w:hyperlink>
+      <w:r>
+        <w:rPr>
+          <w:lang w:val="id_ID" w:bidi="id_ID"/>
+        </w:rPr>
+        <w:t>2:14–40</w:t>
+      </w:r>
       <w:r>
         <w:rPr>
           <w:lang w:val="id_ID" w:bidi="id_ID"/>
         </w:rPr>
         <w:t>), sementara gaya khotbah Paulus di hadapan para filsuf Yunani di Atena menggunakan bentuk orasi (</w:t>
       </w:r>
-      <w:hyperlink r:id="rId81">
-        <w:r>
-          <w:rPr>
-            <w:lang w:val="id_ID" w:bidi="id_ID"/>
-          </w:rPr>
-          <w:rPr>
-            <w:color w:val="0000EE"/>
-            <w:u w:val="single"/>
-          </w:rPr>
-          <w:t>17:22–31</w:t>
-        </w:r>
-      </w:hyperlink>
+      <w:r>
+        <w:rPr>
+          <w:lang w:val="id_ID" w:bidi="id_ID"/>
+        </w:rPr>
+        <w:t>17:22–31</w:t>
+      </w:r>
       <w:r>
         <w:rPr>
           <w:lang w:val="id_ID" w:bidi="id_ID"/>
@@ -2045,450 +1559,300 @@
         </w:rPr>
         <w:t>Kisah Para Rasul menunjukkan bahwa agama Kristen benar-benar menggenapi janji-janji Allah di dalam Kitab Suci orang Ibrani (</w:t>
       </w:r>
-      <w:hyperlink r:id="rId82">
-        <w:r>
-          <w:rPr>
-            <w:lang w:val="id_ID" w:bidi="id_ID"/>
-          </w:rPr>
-          <w:rPr>
-            <w:color w:val="0000EE"/>
-            <w:u w:val="single"/>
-          </w:rPr>
-          <w:t>2:16–36</w:t>
-        </w:r>
-      </w:hyperlink>
+      <w:r>
+        <w:rPr>
+          <w:lang w:val="id_ID" w:bidi="id_ID"/>
+        </w:rPr>
+        <w:t>2:16–36</w:t>
+      </w:r>
       <w:r>
         <w:rPr>
           <w:lang w:val="id_ID" w:bidi="id_ID"/>
         </w:rPr>
         <w:t xml:space="preserve">; </w:t>
       </w:r>
-      <w:hyperlink r:id="rId83">
-        <w:r>
-          <w:rPr>
-            <w:lang w:val="id_ID" w:bidi="id_ID"/>
-          </w:rPr>
-          <w:rPr>
-            <w:color w:val="0000EE"/>
-            <w:u w:val="single"/>
-          </w:rPr>
-          <w:t>4:11–12</w:t>
-        </w:r>
-      </w:hyperlink>
+      <w:r>
+        <w:rPr>
+          <w:lang w:val="id_ID" w:bidi="id_ID"/>
+        </w:rPr>
+        <w:t>4:11–12</w:t>
+      </w:r>
       <w:r>
         <w:rPr>
           <w:lang w:val="id_ID" w:bidi="id_ID"/>
         </w:rPr>
         <w:t xml:space="preserve">; </w:t>
       </w:r>
-      <w:hyperlink r:id="rId84">
-        <w:r>
-          <w:rPr>
-            <w:lang w:val="id_ID" w:bidi="id_ID"/>
-          </w:rPr>
-          <w:rPr>
-            <w:color w:val="0000EE"/>
-            <w:u w:val="single"/>
-          </w:rPr>
-          <w:t>10:42–43</w:t>
-        </w:r>
-      </w:hyperlink>
+      <w:r>
+        <w:rPr>
+          <w:lang w:val="id_ID" w:bidi="id_ID"/>
+        </w:rPr>
+        <w:t>10:42–43</w:t>
+      </w:r>
       <w:r>
         <w:rPr>
           <w:lang w:val="id_ID" w:bidi="id_ID"/>
         </w:rPr>
         <w:t xml:space="preserve">; </w:t>
       </w:r>
-      <w:hyperlink r:id="rId85">
-        <w:r>
-          <w:rPr>
-            <w:lang w:val="id_ID" w:bidi="id_ID"/>
-          </w:rPr>
-          <w:rPr>
-            <w:color w:val="0000EE"/>
-            <w:u w:val="single"/>
-          </w:rPr>
-          <w:t>13:16–41</w:t>
-        </w:r>
-      </w:hyperlink>
+      <w:r>
+        <w:rPr>
+          <w:lang w:val="id_ID" w:bidi="id_ID"/>
+        </w:rPr>
+        <w:t>13:16–41</w:t>
+      </w:r>
       <w:r>
         <w:rPr>
           <w:lang w:val="id_ID" w:bidi="id_ID"/>
         </w:rPr>
         <w:t xml:space="preserve">; </w:t>
       </w:r>
-      <w:hyperlink r:id="rId86">
-        <w:r>
-          <w:rPr>
-            <w:lang w:val="id_ID" w:bidi="id_ID"/>
-          </w:rPr>
-          <w:rPr>
-            <w:color w:val="0000EE"/>
-            <w:u w:val="single"/>
-          </w:rPr>
-          <w:t>17:30–31</w:t>
-        </w:r>
-      </w:hyperlink>
+      <w:r>
+        <w:rPr>
+          <w:lang w:val="id_ID" w:bidi="id_ID"/>
+        </w:rPr>
+        <w:t>17:30–31</w:t>
+      </w:r>
       <w:r>
         <w:rPr>
           <w:lang w:val="id_ID" w:bidi="id_ID"/>
         </w:rPr>
         <w:t xml:space="preserve">; baca </w:t>
       </w:r>
-      <w:hyperlink r:id="rId87">
-        <w:r>
-          <w:rPr>
-            <w:lang w:val="id_ID" w:bidi="id_ID"/>
-          </w:rPr>
-          <w:rPr>
-            <w:color w:val="0000EE"/>
-            <w:u w:val="single"/>
-          </w:rPr>
-          <w:t>Luk. 24:25–27</w:t>
-        </w:r>
-      </w:hyperlink>
+      <w:r>
+        <w:rPr>
+          <w:lang w:val="id_ID" w:bidi="id_ID"/>
+        </w:rPr>
+        <w:t>Luk. 24:25–27</w:t>
+      </w:r>
       <w:r>
         <w:rPr>
           <w:lang w:val="id_ID" w:bidi="id_ID"/>
         </w:rPr>
         <w:t xml:space="preserve">, </w:t>
       </w:r>
-      <w:hyperlink r:id="rId88">
-        <w:r>
-          <w:rPr>
-            <w:lang w:val="id_ID" w:bidi="id_ID"/>
-          </w:rPr>
-          <w:rPr>
-            <w:color w:val="0000EE"/>
-            <w:u w:val="single"/>
-          </w:rPr>
-          <w:t>44–47</w:t>
-        </w:r>
-      </w:hyperlink>
+      <w:r>
+        <w:rPr>
+          <w:lang w:val="id_ID" w:bidi="id_ID"/>
+        </w:rPr>
+        <w:t>44–47</w:t>
+      </w:r>
       <w:r>
         <w:rPr>
           <w:lang w:val="id_ID" w:bidi="id_ID"/>
         </w:rPr>
         <w:t>). Itu juga menyatakan bahwa Kristus mengadakan keselamatan (</w:t>
       </w:r>
-      <w:hyperlink r:id="rId89">
-        <w:r>
-          <w:rPr>
-            <w:lang w:val="id_ID" w:bidi="id_ID"/>
-          </w:rPr>
-          <w:rPr>
-            <w:color w:val="0000EE"/>
-            <w:u w:val="single"/>
-          </w:rPr>
-          <w:t>8:35</w:t>
-        </w:r>
-      </w:hyperlink>
+      <w:r>
+        <w:rPr>
+          <w:lang w:val="id_ID" w:bidi="id_ID"/>
+        </w:rPr>
+        <w:t>8:35</w:t>
+      </w:r>
       <w:r>
         <w:rPr>
           <w:lang w:val="id_ID" w:bidi="id_ID"/>
         </w:rPr>
         <w:t xml:space="preserve">; </w:t>
       </w:r>
-      <w:hyperlink r:id="rId90">
-        <w:r>
-          <w:rPr>
-            <w:lang w:val="id_ID" w:bidi="id_ID"/>
-          </w:rPr>
-          <w:rPr>
-            <w:color w:val="0000EE"/>
-            <w:u w:val="single"/>
-          </w:rPr>
-          <w:t>10:36</w:t>
-        </w:r>
-      </w:hyperlink>
+      <w:r>
+        <w:rPr>
+          <w:lang w:val="id_ID" w:bidi="id_ID"/>
+        </w:rPr>
+        <w:t>10:36</w:t>
+      </w:r>
       <w:r>
         <w:rPr>
           <w:lang w:val="id_ID" w:bidi="id_ID"/>
         </w:rPr>
         <w:t xml:space="preserve">; </w:t>
       </w:r>
-      <w:hyperlink r:id="rId91">
-        <w:r>
-          <w:rPr>
-            <w:lang w:val="id_ID" w:bidi="id_ID"/>
-          </w:rPr>
-          <w:rPr>
-            <w:color w:val="0000EE"/>
-            <w:u w:val="single"/>
-          </w:rPr>
-          <w:t>16:17</w:t>
-        </w:r>
-      </w:hyperlink>
+      <w:r>
+        <w:rPr>
+          <w:lang w:val="id_ID" w:bidi="id_ID"/>
+        </w:rPr>
+        <w:t>16:17</w:t>
+      </w:r>
       <w:r>
         <w:rPr>
           <w:lang w:val="id_ID" w:bidi="id_ID"/>
         </w:rPr>
         <w:t xml:space="preserve">, </w:t>
       </w:r>
-      <w:hyperlink r:id="rId15">
-        <w:r>
-          <w:rPr>
-            <w:lang w:val="id_ID" w:bidi="id_ID"/>
-          </w:rPr>
-          <w:rPr>
-            <w:color w:val="0000EE"/>
-            <w:u w:val="single"/>
-          </w:rPr>
-          <w:t>30–31</w:t>
-        </w:r>
-      </w:hyperlink>
+      <w:r>
+        <w:rPr>
+          <w:lang w:val="id_ID" w:bidi="id_ID"/>
+        </w:rPr>
+        <w:t>30–31</w:t>
+      </w:r>
       <w:r>
         <w:rPr>
           <w:lang w:val="id_ID" w:bidi="id_ID"/>
         </w:rPr>
         <w:t>), doa memajukan Kerajaan Allah (</w:t>
       </w:r>
-      <w:hyperlink r:id="rId92">
-        <w:r>
-          <w:rPr>
-            <w:lang w:val="id_ID" w:bidi="id_ID"/>
-          </w:rPr>
-          <w:rPr>
-            <w:color w:val="0000EE"/>
-            <w:u w:val="single"/>
-          </w:rPr>
-          <w:t>1:12–15</w:t>
-        </w:r>
-      </w:hyperlink>
+      <w:r>
+        <w:rPr>
+          <w:lang w:val="id_ID" w:bidi="id_ID"/>
+        </w:rPr>
+        <w:t>1:12–15</w:t>
+      </w:r>
       <w:r>
         <w:rPr>
           <w:lang w:val="id_ID" w:bidi="id_ID"/>
         </w:rPr>
         <w:t xml:space="preserve">; </w:t>
       </w:r>
-      <w:hyperlink r:id="rId93">
-        <w:r>
-          <w:rPr>
-            <w:lang w:val="id_ID" w:bidi="id_ID"/>
-          </w:rPr>
-          <w:rPr>
-            <w:color w:val="0000EE"/>
-            <w:u w:val="single"/>
-          </w:rPr>
-          <w:t>2:1–4</w:t>
-        </w:r>
-      </w:hyperlink>
+      <w:r>
+        <w:rPr>
+          <w:lang w:val="id_ID" w:bidi="id_ID"/>
+        </w:rPr>
+        <w:t>2:1–4</w:t>
+      </w:r>
       <w:r>
         <w:rPr>
           <w:lang w:val="id_ID" w:bidi="id_ID"/>
         </w:rPr>
         <w:t xml:space="preserve">; </w:t>
       </w:r>
-      <w:hyperlink r:id="rId94">
-        <w:r>
-          <w:rPr>
-            <w:lang w:val="id_ID" w:bidi="id_ID"/>
-          </w:rPr>
-          <w:rPr>
-            <w:color w:val="0000EE"/>
-            <w:u w:val="single"/>
-          </w:rPr>
-          <w:t>4:24–31</w:t>
-        </w:r>
-      </w:hyperlink>
+      <w:r>
+        <w:rPr>
+          <w:lang w:val="id_ID" w:bidi="id_ID"/>
+        </w:rPr>
+        <w:t>4:24–31</w:t>
+      </w:r>
       <w:r>
         <w:rPr>
           <w:lang w:val="id_ID" w:bidi="id_ID"/>
         </w:rPr>
         <w:t xml:space="preserve">; </w:t>
       </w:r>
-      <w:hyperlink r:id="rId95">
-        <w:r>
-          <w:rPr>
-            <w:lang w:val="id_ID" w:bidi="id_ID"/>
-          </w:rPr>
-          <w:rPr>
-            <w:color w:val="0000EE"/>
-            <w:u w:val="single"/>
-          </w:rPr>
-          <w:t>12:5</w:t>
-        </w:r>
-      </w:hyperlink>
+      <w:r>
+        <w:rPr>
+          <w:lang w:val="id_ID" w:bidi="id_ID"/>
+        </w:rPr>
+        <w:t>12:5</w:t>
+      </w:r>
       <w:r>
         <w:rPr>
           <w:lang w:val="id_ID" w:bidi="id_ID"/>
         </w:rPr>
         <w:t>), dan Roh Kudus memberdayakan dan memperlengkapi umat Allah dalam melaksanakan misinya (</w:t>
       </w:r>
-      <w:hyperlink r:id="rId20">
-        <w:r>
-          <w:rPr>
-            <w:lang w:val="id_ID" w:bidi="id_ID"/>
-          </w:rPr>
-          <w:rPr>
-            <w:color w:val="0000EE"/>
-            <w:u w:val="single"/>
-          </w:rPr>
-          <w:t>1:8</w:t>
-        </w:r>
-      </w:hyperlink>
+      <w:r>
+        <w:rPr>
+          <w:lang w:val="id_ID" w:bidi="id_ID"/>
+        </w:rPr>
+        <w:t>1:8</w:t>
+      </w:r>
       <w:r>
         <w:rPr>
           <w:lang w:val="id_ID" w:bidi="id_ID"/>
         </w:rPr>
         <w:t xml:space="preserve">; </w:t>
       </w:r>
-      <w:hyperlink r:id="rId96">
-        <w:r>
-          <w:rPr>
-            <w:lang w:val="id_ID" w:bidi="id_ID"/>
-          </w:rPr>
-          <w:rPr>
-            <w:color w:val="0000EE"/>
-            <w:u w:val="single"/>
-          </w:rPr>
-          <w:t>4:8</w:t>
-        </w:r>
-      </w:hyperlink>
+      <w:r>
+        <w:rPr>
+          <w:lang w:val="id_ID" w:bidi="id_ID"/>
+        </w:rPr>
+        <w:t>4:8</w:t>
+      </w:r>
       <w:r>
         <w:rPr>
           <w:lang w:val="id_ID" w:bidi="id_ID"/>
         </w:rPr>
         <w:t xml:space="preserve">, </w:t>
       </w:r>
-      <w:hyperlink r:id="rId97">
-        <w:r>
-          <w:rPr>
-            <w:lang w:val="id_ID" w:bidi="id_ID"/>
-          </w:rPr>
-          <w:rPr>
-            <w:color w:val="0000EE"/>
-            <w:u w:val="single"/>
-          </w:rPr>
-          <w:t>31</w:t>
-        </w:r>
-      </w:hyperlink>
+      <w:r>
+        <w:rPr>
+          <w:lang w:val="id_ID" w:bidi="id_ID"/>
+        </w:rPr>
+        <w:t>31</w:t>
+      </w:r>
       <w:r>
         <w:rPr>
           <w:lang w:val="id_ID" w:bidi="id_ID"/>
         </w:rPr>
         <w:t xml:space="preserve">; </w:t>
       </w:r>
-      <w:hyperlink r:id="rId98">
-        <w:r>
-          <w:rPr>
-            <w:lang w:val="id_ID" w:bidi="id_ID"/>
-          </w:rPr>
-          <w:rPr>
-            <w:color w:val="0000EE"/>
-            <w:u w:val="single"/>
-          </w:rPr>
-          <w:t>6:3</w:t>
-        </w:r>
-      </w:hyperlink>
+      <w:r>
+        <w:rPr>
+          <w:lang w:val="id_ID" w:bidi="id_ID"/>
+        </w:rPr>
+        <w:t>6:3</w:t>
+      </w:r>
       <w:r>
         <w:rPr>
           <w:lang w:val="id_ID" w:bidi="id_ID"/>
         </w:rPr>
         <w:t xml:space="preserve">, </w:t>
       </w:r>
-      <w:hyperlink r:id="rId99">
-        <w:r>
-          <w:rPr>
-            <w:lang w:val="id_ID" w:bidi="id_ID"/>
-          </w:rPr>
-          <w:rPr>
-            <w:color w:val="0000EE"/>
-            <w:u w:val="single"/>
-          </w:rPr>
-          <w:t>5</w:t>
-        </w:r>
-      </w:hyperlink>
+      <w:r>
+        <w:rPr>
+          <w:lang w:val="id_ID" w:bidi="id_ID"/>
+        </w:rPr>
+        <w:t>5</w:t>
+      </w:r>
       <w:r>
         <w:rPr>
           <w:lang w:val="id_ID" w:bidi="id_ID"/>
         </w:rPr>
         <w:t xml:space="preserve">, </w:t>
       </w:r>
-      <w:hyperlink r:id="rId100">
-        <w:r>
-          <w:rPr>
-            <w:lang w:val="id_ID" w:bidi="id_ID"/>
-          </w:rPr>
-          <w:rPr>
-            <w:color w:val="0000EE"/>
-            <w:u w:val="single"/>
-          </w:rPr>
-          <w:t>10</w:t>
-        </w:r>
-      </w:hyperlink>
+      <w:r>
+        <w:rPr>
+          <w:lang w:val="id_ID" w:bidi="id_ID"/>
+        </w:rPr>
+        <w:t>10</w:t>
+      </w:r>
       <w:r>
         <w:rPr>
           <w:lang w:val="id_ID" w:bidi="id_ID"/>
         </w:rPr>
         <w:t xml:space="preserve">; </w:t>
       </w:r>
-      <w:hyperlink r:id="rId101">
-        <w:r>
-          <w:rPr>
-            <w:lang w:val="id_ID" w:bidi="id_ID"/>
-          </w:rPr>
-          <w:rPr>
-            <w:color w:val="0000EE"/>
-            <w:u w:val="single"/>
-          </w:rPr>
-          <w:t>7:55</w:t>
-        </w:r>
-      </w:hyperlink>
+      <w:r>
+        <w:rPr>
+          <w:lang w:val="id_ID" w:bidi="id_ID"/>
+        </w:rPr>
+        <w:t>7:55</w:t>
+      </w:r>
       <w:r>
         <w:rPr>
           <w:lang w:val="id_ID" w:bidi="id_ID"/>
         </w:rPr>
         <w:t xml:space="preserve">; </w:t>
       </w:r>
-      <w:hyperlink r:id="rId102">
-        <w:r>
-          <w:rPr>
-            <w:lang w:val="id_ID" w:bidi="id_ID"/>
-          </w:rPr>
-          <w:rPr>
-            <w:color w:val="0000EE"/>
-            <w:u w:val="single"/>
-          </w:rPr>
-          <w:t>11:24</w:t>
-        </w:r>
-      </w:hyperlink>
+      <w:r>
+        <w:rPr>
+          <w:lang w:val="id_ID" w:bidi="id_ID"/>
+        </w:rPr>
+        <w:t>11:24</w:t>
+      </w:r>
       <w:r>
         <w:rPr>
           <w:lang w:val="id_ID" w:bidi="id_ID"/>
         </w:rPr>
         <w:t xml:space="preserve">; </w:t>
       </w:r>
-      <w:hyperlink r:id="rId103">
-        <w:r>
-          <w:rPr>
-            <w:lang w:val="id_ID" w:bidi="id_ID"/>
-          </w:rPr>
-          <w:rPr>
-            <w:color w:val="0000EE"/>
-            <w:u w:val="single"/>
-          </w:rPr>
-          <w:t>13:9</w:t>
-        </w:r>
-      </w:hyperlink>
+      <w:r>
+        <w:rPr>
+          <w:lang w:val="id_ID" w:bidi="id_ID"/>
+        </w:rPr>
+        <w:t>13:9</w:t>
+      </w:r>
       <w:r>
         <w:rPr>
           <w:lang w:val="id_ID" w:bidi="id_ID"/>
         </w:rPr>
         <w:t xml:space="preserve">, </w:t>
       </w:r>
-      <w:hyperlink r:id="rId104">
-        <w:r>
-          <w:rPr>
-            <w:lang w:val="id_ID" w:bidi="id_ID"/>
-          </w:rPr>
-          <w:rPr>
-            <w:color w:val="0000EE"/>
-            <w:u w:val="single"/>
-          </w:rPr>
-          <w:t>52</w:t>
-        </w:r>
-      </w:hyperlink>
+      <w:r>
+        <w:rPr>
+          <w:lang w:val="id_ID" w:bidi="id_ID"/>
+        </w:rPr>
+        <w:t>52</w:t>
+      </w:r>
       <w:r>
         <w:rPr>
           <w:lang w:val="id_ID" w:bidi="id_ID"/>
@@ -2509,252 +1873,168 @@
         </w:rPr>
         <w:t>Kisah Para Rasul menunjukkan pentingnya orang-orang yang dipilih Allah dalam membawa pesan-Nya dan bersaksi tentang Kristus. Pada permulaan kitab itu, para rasul khususnya Petrus memberi kesaksian tentang kehidupan dan pelayanan Yesus (</w:t>
       </w:r>
-      <w:hyperlink r:id="rId105">
-        <w:r>
-          <w:rPr>
-            <w:lang w:val="id_ID" w:bidi="id_ID"/>
-          </w:rPr>
-          <w:rPr>
-            <w:color w:val="0000EE"/>
-            <w:u w:val="single"/>
-          </w:rPr>
-          <w:t>1:22</w:t>
-        </w:r>
-      </w:hyperlink>
+      <w:r>
+        <w:rPr>
+          <w:lang w:val="id_ID" w:bidi="id_ID"/>
+        </w:rPr>
+        <w:t>1:22</w:t>
+      </w:r>
       <w:r>
         <w:rPr>
           <w:lang w:val="id_ID" w:bidi="id_ID"/>
         </w:rPr>
         <w:t xml:space="preserve">; </w:t>
       </w:r>
-      <w:hyperlink r:id="rId106">
-        <w:r>
-          <w:rPr>
-            <w:lang w:val="id_ID" w:bidi="id_ID"/>
-          </w:rPr>
-          <w:rPr>
-            <w:color w:val="0000EE"/>
-            <w:u w:val="single"/>
-          </w:rPr>
-          <w:t>10:39–41</w:t>
-        </w:r>
-      </w:hyperlink>
+      <w:r>
+        <w:rPr>
+          <w:lang w:val="id_ID" w:bidi="id_ID"/>
+        </w:rPr>
+        <w:t>10:39–41</w:t>
+      </w:r>
       <w:r>
         <w:rPr>
           <w:lang w:val="id_ID" w:bidi="id_ID"/>
         </w:rPr>
         <w:t xml:space="preserve">; baca </w:t>
       </w:r>
-      <w:hyperlink r:id="rId107">
-        <w:r>
-          <w:rPr>
-            <w:lang w:val="id_ID" w:bidi="id_ID"/>
-          </w:rPr>
-          <w:rPr>
-            <w:color w:val="0000EE"/>
-            <w:u w:val="single"/>
-          </w:rPr>
-          <w:t>Luk. 1:2</w:t>
-        </w:r>
-      </w:hyperlink>
+      <w:r>
+        <w:rPr>
+          <w:lang w:val="id_ID" w:bidi="id_ID"/>
+        </w:rPr>
+        <w:t>Luk. 1:2</w:t>
+      </w:r>
       <w:r>
         <w:rPr>
           <w:lang w:val="id_ID" w:bidi="id_ID"/>
         </w:rPr>
         <w:t>) dan menjelaskan pentingnya Yesus dalam rencana Allah menebus umat manusia (</w:t>
       </w:r>
-      <w:hyperlink r:id="rId108">
-        <w:r>
-          <w:rPr>
-            <w:lang w:val="id_ID" w:bidi="id_ID"/>
-          </w:rPr>
-          <w:rPr>
-            <w:color w:val="0000EE"/>
-            <w:u w:val="single"/>
-          </w:rPr>
-          <w:t>2:40</w:t>
-        </w:r>
-      </w:hyperlink>
+      <w:r>
+        <w:rPr>
+          <w:lang w:val="id_ID" w:bidi="id_ID"/>
+        </w:rPr>
+        <w:t>2:40</w:t>
+      </w:r>
       <w:r>
         <w:rPr>
           <w:lang w:val="id_ID" w:bidi="id_ID"/>
         </w:rPr>
         <w:t xml:space="preserve">; </w:t>
       </w:r>
-      <w:hyperlink r:id="rId109">
-        <w:r>
-          <w:rPr>
-            <w:lang w:val="id_ID" w:bidi="id_ID"/>
-          </w:rPr>
-          <w:rPr>
-            <w:color w:val="0000EE"/>
-            <w:u w:val="single"/>
-          </w:rPr>
-          <w:t>3:15</w:t>
-        </w:r>
-      </w:hyperlink>
+      <w:r>
+        <w:rPr>
+          <w:lang w:val="id_ID" w:bidi="id_ID"/>
+        </w:rPr>
+        <w:t>3:15</w:t>
+      </w:r>
       <w:r>
         <w:rPr>
           <w:lang w:val="id_ID" w:bidi="id_ID"/>
         </w:rPr>
         <w:t xml:space="preserve">; </w:t>
       </w:r>
-      <w:hyperlink r:id="rId110">
-        <w:r>
-          <w:rPr>
-            <w:lang w:val="id_ID" w:bidi="id_ID"/>
-          </w:rPr>
-          <w:rPr>
-            <w:color w:val="0000EE"/>
-            <w:u w:val="single"/>
-          </w:rPr>
-          <w:t>4:33</w:t>
-        </w:r>
-      </w:hyperlink>
+      <w:r>
+        <w:rPr>
+          <w:lang w:val="id_ID" w:bidi="id_ID"/>
+        </w:rPr>
+        <w:t>4:33</w:t>
+      </w:r>
       <w:r>
         <w:rPr>
           <w:lang w:val="id_ID" w:bidi="id_ID"/>
         </w:rPr>
         <w:t xml:space="preserve">; </w:t>
       </w:r>
-      <w:hyperlink r:id="rId111">
-        <w:r>
-          <w:rPr>
-            <w:lang w:val="id_ID" w:bidi="id_ID"/>
-          </w:rPr>
-          <w:rPr>
-            <w:color w:val="0000EE"/>
-            <w:u w:val="single"/>
-          </w:rPr>
-          <w:t>10:42</w:t>
-        </w:r>
-      </w:hyperlink>
+      <w:r>
+        <w:rPr>
+          <w:lang w:val="id_ID" w:bidi="id_ID"/>
+        </w:rPr>
+        <w:t>10:42</w:t>
+      </w:r>
       <w:r>
         <w:rPr>
           <w:lang w:val="id_ID" w:bidi="id_ID"/>
         </w:rPr>
         <w:t>). Nantinya, para pemimpin Kristen yang lain berbagi tugas dalam bersaksi tentang Tuhan; Stefanus dan Filipus adalah dua teladan kesaksian iman yang luar biasa berani (</w:t>
       </w:r>
-      <w:hyperlink r:id="rId47">
-        <w:r>
-          <w:rPr>
-            <w:lang w:val="id_ID" w:bidi="id_ID"/>
-          </w:rPr>
-          <w:rPr>
-            <w:color w:val="0000EE"/>
-            <w:u w:val="single"/>
-          </w:rPr>
-          <w:t>7:2–53</w:t>
-        </w:r>
-      </w:hyperlink>
+      <w:r>
+        <w:rPr>
+          <w:lang w:val="id_ID" w:bidi="id_ID"/>
+        </w:rPr>
+        <w:t>7:2–53</w:t>
+      </w:r>
       <w:r>
         <w:rPr>
           <w:lang w:val="id_ID" w:bidi="id_ID"/>
         </w:rPr>
         <w:t xml:space="preserve">; </w:t>
       </w:r>
-      <w:hyperlink r:id="rId112">
-        <w:r>
-          <w:rPr>
-            <w:lang w:val="id_ID" w:bidi="id_ID"/>
-          </w:rPr>
-          <w:rPr>
-            <w:color w:val="0000EE"/>
-            <w:u w:val="single"/>
-          </w:rPr>
-          <w:t>8:4–40</w:t>
-        </w:r>
-      </w:hyperlink>
+      <w:r>
+        <w:rPr>
+          <w:lang w:val="id_ID" w:bidi="id_ID"/>
+        </w:rPr>
+        <w:t>8:4–40</w:t>
+      </w:r>
       <w:r>
         <w:rPr>
           <w:lang w:val="id_ID" w:bidi="id_ID"/>
         </w:rPr>
         <w:t xml:space="preserve">). Orang-orang Kristen yang lain sekadar menceritakan iman mereka ketika mendapatkan kesempatan (misalnya, </w:t>
       </w:r>
-      <w:hyperlink r:id="rId113">
-        <w:r>
-          <w:rPr>
-            <w:lang w:val="id_ID" w:bidi="id_ID"/>
-          </w:rPr>
-          <w:rPr>
-            <w:color w:val="0000EE"/>
-            <w:u w:val="single"/>
-          </w:rPr>
-          <w:t>8:1–4</w:t>
-        </w:r>
-      </w:hyperlink>
+      <w:r>
+        <w:rPr>
+          <w:lang w:val="id_ID" w:bidi="id_ID"/>
+        </w:rPr>
+        <w:t>8:1–4</w:t>
+      </w:r>
       <w:r>
         <w:rPr>
           <w:lang w:val="id_ID" w:bidi="id_ID"/>
         </w:rPr>
         <w:t xml:space="preserve">; </w:t>
       </w:r>
-      <w:hyperlink r:id="rId114">
-        <w:r>
-          <w:rPr>
-            <w:lang w:val="id_ID" w:bidi="id_ID"/>
-          </w:rPr>
-          <w:rPr>
-            <w:color w:val="0000EE"/>
-            <w:u w:val="single"/>
-          </w:rPr>
-          <w:t>11:19–21</w:t>
-        </w:r>
-      </w:hyperlink>
+      <w:r>
+        <w:rPr>
+          <w:lang w:val="id_ID" w:bidi="id_ID"/>
+        </w:rPr>
+        <w:t>11:19–21</w:t>
+      </w:r>
       <w:r>
         <w:rPr>
           <w:lang w:val="id_ID" w:bidi="id_ID"/>
         </w:rPr>
         <w:t>). Nantinya, Allah menyebut Paulus sebagai alat pilihan bagi-Ku untuk memberitakan nama-Ku kepada bangsa-bangsa lain serta raja-raja dan orang-orang Israel (</w:t>
       </w:r>
-      <w:hyperlink r:id="rId29">
-        <w:r>
-          <w:rPr>
-            <w:lang w:val="id_ID" w:bidi="id_ID"/>
-          </w:rPr>
-          <w:rPr>
-            <w:color w:val="0000EE"/>
-            <w:u w:val="single"/>
-          </w:rPr>
-          <w:t>9:15</w:t>
-        </w:r>
-      </w:hyperlink>
+      <w:r>
+        <w:rPr>
+          <w:lang w:val="id_ID" w:bidi="id_ID"/>
+        </w:rPr>
+        <w:t>9:15</w:t>
+      </w:r>
       <w:r>
         <w:rPr>
           <w:lang w:val="id_ID" w:bidi="id_ID"/>
         </w:rPr>
         <w:t xml:space="preserve">; </w:t>
       </w:r>
-      <w:hyperlink r:id="rId115">
-        <w:r>
-          <w:rPr>
-            <w:lang w:val="id_ID" w:bidi="id_ID"/>
-          </w:rPr>
-          <w:rPr>
-            <w:color w:val="0000EE"/>
-            <w:u w:val="single"/>
-          </w:rPr>
-          <w:t>22:1–21</w:t>
-        </w:r>
-      </w:hyperlink>
+      <w:r>
+        <w:rPr>
+          <w:lang w:val="id_ID" w:bidi="id_ID"/>
+        </w:rPr>
+        <w:t>22:1–21</w:t>
+      </w:r>
       <w:r>
         <w:rPr>
           <w:lang w:val="id_ID" w:bidi="id_ID"/>
         </w:rPr>
         <w:t xml:space="preserve">; </w:t>
       </w:r>
-      <w:hyperlink r:id="rId116">
-        <w:r>
-          <w:rPr>
-            <w:lang w:val="id_ID" w:bidi="id_ID"/>
-          </w:rPr>
-          <w:rPr>
-            <w:color w:val="0000EE"/>
-            <w:u w:val="single"/>
-          </w:rPr>
-          <w:t>26:2–23</w:t>
-        </w:r>
-      </w:hyperlink>
+      <w:r>
+        <w:rPr>
+          <w:lang w:val="id_ID" w:bidi="id_ID"/>
+        </w:rPr>
+        <w:t>26:2–23</w:t>
+      </w:r>
       <w:r>
         <w:rPr>
           <w:lang w:val="id_ID" w:bidi="id_ID"/>
@@ -2786,180 +2066,120 @@
         </w:rPr>
         <w:t>Para rasul memberitakan bahwa kematian dan kebangkitan Yesus adalah rencana Allah yang menggenapi Kitab Suci (</w:t>
       </w:r>
-      <w:hyperlink r:id="rId117">
-        <w:r>
-          <w:rPr>
-            <w:lang w:val="id_ID" w:bidi="id_ID"/>
-          </w:rPr>
-          <w:rPr>
-            <w:color w:val="0000EE"/>
-            <w:u w:val="single"/>
-          </w:rPr>
-          <w:t>2:22–36</w:t>
-        </w:r>
-      </w:hyperlink>
+      <w:r>
+        <w:rPr>
+          <w:lang w:val="id_ID" w:bidi="id_ID"/>
+        </w:rPr>
+        <w:t>2:22–36</w:t>
+      </w:r>
       <w:r>
         <w:rPr>
           <w:lang w:val="id_ID" w:bidi="id_ID"/>
         </w:rPr>
         <w:t xml:space="preserve">; </w:t>
       </w:r>
-      <w:hyperlink r:id="rId109">
-        <w:r>
-          <w:rPr>
-            <w:lang w:val="id_ID" w:bidi="id_ID"/>
-          </w:rPr>
-          <w:rPr>
-            <w:color w:val="0000EE"/>
-            <w:u w:val="single"/>
-          </w:rPr>
-          <w:t>3:15</w:t>
-        </w:r>
-      </w:hyperlink>
+      <w:r>
+        <w:rPr>
+          <w:lang w:val="id_ID" w:bidi="id_ID"/>
+        </w:rPr>
+        <w:t>3:15</w:t>
+      </w:r>
       <w:r>
         <w:rPr>
           <w:lang w:val="id_ID" w:bidi="id_ID"/>
         </w:rPr>
         <w:t xml:space="preserve">; </w:t>
       </w:r>
-      <w:hyperlink r:id="rId118">
-        <w:r>
-          <w:rPr>
-            <w:lang w:val="id_ID" w:bidi="id_ID"/>
-          </w:rPr>
-          <w:rPr>
-            <w:color w:val="0000EE"/>
-            <w:u w:val="single"/>
-          </w:rPr>
-          <w:t>4:27–28</w:t>
-        </w:r>
-      </w:hyperlink>
+      <w:r>
+        <w:rPr>
+          <w:lang w:val="id_ID" w:bidi="id_ID"/>
+        </w:rPr>
+        <w:t>4:27–28</w:t>
+      </w:r>
       <w:r>
         <w:rPr>
           <w:lang w:val="id_ID" w:bidi="id_ID"/>
         </w:rPr>
         <w:t xml:space="preserve">, </w:t>
       </w:r>
-      <w:hyperlink r:id="rId110">
-        <w:r>
-          <w:rPr>
-            <w:lang w:val="id_ID" w:bidi="id_ID"/>
-          </w:rPr>
-          <w:rPr>
-            <w:color w:val="0000EE"/>
-            <w:u w:val="single"/>
-          </w:rPr>
-          <w:t>33</w:t>
-        </w:r>
-      </w:hyperlink>
+      <w:r>
+        <w:rPr>
+          <w:lang w:val="id_ID" w:bidi="id_ID"/>
+        </w:rPr>
+        <w:t>33</w:t>
+      </w:r>
       <w:r>
         <w:rPr>
           <w:lang w:val="id_ID" w:bidi="id_ID"/>
         </w:rPr>
         <w:t xml:space="preserve">; </w:t>
       </w:r>
-      <w:hyperlink r:id="rId119">
-        <w:r>
-          <w:rPr>
-            <w:lang w:val="id_ID" w:bidi="id_ID"/>
-          </w:rPr>
-          <w:rPr>
-            <w:color w:val="0000EE"/>
-            <w:u w:val="single"/>
-          </w:rPr>
-          <w:t>7:52</w:t>
-        </w:r>
-      </w:hyperlink>
+      <w:r>
+        <w:rPr>
+          <w:lang w:val="id_ID" w:bidi="id_ID"/>
+        </w:rPr>
+        <w:t>7:52</w:t>
+      </w:r>
       <w:r>
         <w:rPr>
           <w:lang w:val="id_ID" w:bidi="id_ID"/>
         </w:rPr>
         <w:t xml:space="preserve">; </w:t>
       </w:r>
-      <w:hyperlink r:id="rId120">
-        <w:r>
-          <w:rPr>
-            <w:lang w:val="id_ID" w:bidi="id_ID"/>
-          </w:rPr>
-          <w:rPr>
-            <w:color w:val="0000EE"/>
-            <w:u w:val="single"/>
-          </w:rPr>
-          <w:t>8:32–35</w:t>
-        </w:r>
-      </w:hyperlink>
+      <w:r>
+        <w:rPr>
+          <w:lang w:val="id_ID" w:bidi="id_ID"/>
+        </w:rPr>
+        <w:t>8:32–35</w:t>
+      </w:r>
       <w:r>
         <w:rPr>
           <w:lang w:val="id_ID" w:bidi="id_ID"/>
         </w:rPr>
         <w:t xml:space="preserve">; </w:t>
       </w:r>
-      <w:hyperlink r:id="rId121">
-        <w:r>
-          <w:rPr>
-            <w:lang w:val="id_ID" w:bidi="id_ID"/>
-          </w:rPr>
-          <w:rPr>
-            <w:color w:val="0000EE"/>
-            <w:u w:val="single"/>
-          </w:rPr>
-          <w:t>10:38–43</w:t>
-        </w:r>
-      </w:hyperlink>
+      <w:r>
+        <w:rPr>
+          <w:lang w:val="id_ID" w:bidi="id_ID"/>
+        </w:rPr>
+        <w:t>10:38–43</w:t>
+      </w:r>
       <w:r>
         <w:rPr>
           <w:lang w:val="id_ID" w:bidi="id_ID"/>
         </w:rPr>
         <w:t xml:space="preserve">; </w:t>
       </w:r>
-      <w:hyperlink r:id="rId122">
-        <w:r>
-          <w:rPr>
-            <w:lang w:val="id_ID" w:bidi="id_ID"/>
-          </w:rPr>
-          <w:rPr>
-            <w:color w:val="0000EE"/>
-            <w:u w:val="single"/>
-          </w:rPr>
-          <w:t>13:26–39</w:t>
-        </w:r>
-      </w:hyperlink>
+      <w:r>
+        <w:rPr>
+          <w:lang w:val="id_ID" w:bidi="id_ID"/>
+        </w:rPr>
+        <w:t>13:26–39</w:t>
+      </w:r>
       <w:r>
         <w:rPr>
           <w:lang w:val="id_ID" w:bidi="id_ID"/>
         </w:rPr>
         <w:t>). Yesus adalah Seorang yang ditetapkan untuk menebus umat manusia, sehingga pesan para rasul adalah Percayalah kepada Tuhan Yesus Kristus dan engkau akan selamat (</w:t>
       </w:r>
-      <w:hyperlink r:id="rId123">
-        <w:r>
-          <w:rPr>
-            <w:lang w:val="id_ID" w:bidi="id_ID"/>
-          </w:rPr>
-          <w:rPr>
-            <w:color w:val="0000EE"/>
-            <w:u w:val="single"/>
-          </w:rPr>
-          <w:t>16:31</w:t>
-        </w:r>
-      </w:hyperlink>
+      <w:r>
+        <w:rPr>
+          <w:lang w:val="id_ID" w:bidi="id_ID"/>
+        </w:rPr>
+        <w:t>16:31</w:t>
+      </w:r>
       <w:r>
         <w:rPr>
           <w:lang w:val="id_ID" w:bidi="id_ID"/>
         </w:rPr>
         <w:t>). Allah menawarkan anugerah dan pengampunan-Nya kepada semua orang, dan damai sejahtera oleh Yesus Kristus, yang adalah Tuhan dari semua orang (</w:t>
       </w:r>
-      <w:hyperlink r:id="rId90">
-        <w:r>
-          <w:rPr>
-            <w:lang w:val="id_ID" w:bidi="id_ID"/>
-          </w:rPr>
-          <w:rPr>
-            <w:color w:val="0000EE"/>
-            <w:u w:val="single"/>
-          </w:rPr>
-          <w:t>10:36</w:t>
-        </w:r>
-      </w:hyperlink>
+      <w:r>
+        <w:rPr>
+          <w:lang w:val="id_ID" w:bidi="id_ID"/>
+        </w:rPr>
+        <w:t>10:36</w:t>
+      </w:r>
       <w:r>
         <w:rPr>
           <w:lang w:val="id_ID" w:bidi="id_ID"/>
@@ -2980,36 +2200,24 @@
         </w:rPr>
         <w:t>Terakhir, Kisah Para Rasul membuktikan bahwa tidak ada perlawanan yang dapat mencegah Kabar Baik Yesus Kristus menyebar. Para utusan Kabar Baik ini menghadapi hukuman penjara, siksaan fisik, bahkan kematian. Meski demikian, berita itu menyebar dari sekelompok kecil murid yang berkumpul di sebuah ruangan di Yerusalem (</w:t>
       </w:r>
-      <w:hyperlink r:id="rId124">
-        <w:r>
-          <w:rPr>
-            <w:lang w:val="id_ID" w:bidi="id_ID"/>
-          </w:rPr>
-          <w:rPr>
-            <w:color w:val="0000EE"/>
-            <w:u w:val="single"/>
-          </w:rPr>
-          <w:t>1:12–14</w:t>
-        </w:r>
-      </w:hyperlink>
+      <w:r>
+        <w:rPr>
+          <w:lang w:val="id_ID" w:bidi="id_ID"/>
+        </w:rPr>
+        <w:t>1:12–14</w:t>
+      </w:r>
       <w:r>
         <w:rPr>
           <w:lang w:val="id_ID" w:bidi="id_ID"/>
         </w:rPr>
         <w:t>) kepada orang-orang Yahudi dan non-Yahudi di seluruh dunia Romawi. Bahkan, kitab ini ditutup Paulus dengan membagikan berita tersebut dengan leluasa di Roma, kota terbesar dalam dunia Alkitab (</w:t>
       </w:r>
-      <w:hyperlink r:id="rId125">
-        <w:r>
-          <w:rPr>
-            <w:lang w:val="id_ID" w:bidi="id_ID"/>
-          </w:rPr>
-          <w:rPr>
-            <w:color w:val="0000EE"/>
-            <w:u w:val="single"/>
-          </w:rPr>
-          <w:t>28:30–31</w:t>
-        </w:r>
-      </w:hyperlink>
+      <w:r>
+        <w:rPr>
+          <w:lang w:val="id_ID" w:bidi="id_ID"/>
+        </w:rPr>
+        <w:t>28:30–31</w:t>
+      </w:r>
       <w:r>
         <w:rPr>
           <w:lang w:val="id_ID" w:bidi="id_ID"/>
@@ -3055,36 +2263,24 @@
         </w:rPr>
         <w:t>Peristiwa-peristiwa sejak Tahun 30 hingga tahun 50M. Kita tahu dari berbagai sumber Romawi bahwa Herodes Agripa I wafat pada Tahun 44 M (</w:t>
       </w:r>
-      <w:hyperlink r:id="rId126">
-        <w:r>
-          <w:rPr>
-            <w:lang w:val="id_ID" w:bidi="id_ID"/>
-          </w:rPr>
-          <w:rPr>
-            <w:color w:val="0000EE"/>
-            <w:u w:val="single"/>
-          </w:rPr>
-          <w:t>Kis. 12:23</w:t>
-        </w:r>
-      </w:hyperlink>
+      <w:r>
+        <w:rPr>
+          <w:lang w:val="id_ID" w:bidi="id_ID"/>
+        </w:rPr>
+        <w:t>Kis. 12:23</w:t>
+      </w:r>
       <w:r>
         <w:rPr>
           <w:lang w:val="id_ID" w:bidi="id_ID"/>
         </w:rPr>
         <w:t>), maka hukuman yang ia jatuhkan terhadap Rasul Yakobus dan pemenjaraan terhadap Petrus (</w:t>
       </w:r>
-      <w:hyperlink r:id="rId127">
-        <w:r>
-          <w:rPr>
-            <w:lang w:val="id_ID" w:bidi="id_ID"/>
-          </w:rPr>
-          <w:rPr>
-            <w:color w:val="0000EE"/>
-            <w:u w:val="single"/>
-          </w:rPr>
-          <w:t>12:2–17</w:t>
-        </w:r>
-      </w:hyperlink>
+      <w:r>
+        <w:rPr>
+          <w:lang w:val="id_ID" w:bidi="id_ID"/>
+        </w:rPr>
+        <w:t>12:2–17</w:t>
+      </w:r>
       <w:r>
         <w:rPr>
           <w:lang w:val="id_ID" w:bidi="id_ID"/>
@@ -3105,36 +2301,24 @@
         </w:rPr>
         <w:t>Bencana kelaparan yang dinubuatkan Agabus melanda Yudea dalam pemerintahan Kaisar Klaudius (</w:t>
       </w:r>
-      <w:hyperlink r:id="rId128">
-        <w:r>
-          <w:rPr>
-            <w:lang w:val="id_ID" w:bidi="id_ID"/>
-          </w:rPr>
-          <w:rPr>
-            <w:color w:val="0000EE"/>
-            <w:u w:val="single"/>
-          </w:rPr>
-          <w:t>11:28–29</w:t>
-        </w:r>
-      </w:hyperlink>
+      <w:r>
+        <w:rPr>
+          <w:lang w:val="id_ID" w:bidi="id_ID"/>
+        </w:rPr>
+        <w:t>11:28–29</w:t>
+      </w:r>
       <w:r>
         <w:rPr>
           <w:lang w:val="id_ID" w:bidi="id_ID"/>
         </w:rPr>
         <w:t>). Ketika jemaat di Antiokhia mengirimkan bantuan mengatasi bencana kelaparan kepada jemaat di Yerusalem, Barnabas dan Paulus ditunjuk untuk membawa bantuan itu (</w:t>
       </w:r>
-      <w:hyperlink r:id="rId129">
-        <w:r>
-          <w:rPr>
-            <w:lang w:val="id_ID" w:bidi="id_ID"/>
-          </w:rPr>
-          <w:rPr>
-            <w:color w:val="0000EE"/>
-            <w:u w:val="single"/>
-          </w:rPr>
-          <w:t>11:29–30</w:t>
-        </w:r>
-      </w:hyperlink>
+      <w:r>
+        <w:rPr>
+          <w:lang w:val="id_ID" w:bidi="id_ID"/>
+        </w:rPr>
+        <w:t>11:29–30</w:t>
+      </w:r>
       <w:r>
         <w:rPr>
           <w:lang w:val="id_ID" w:bidi="id_ID"/>
@@ -3155,72 +2339,48 @@
         </w:rPr>
         <w:t>Ketika Paulus berada di kota Korintus dalam perjalanan misinya yang kedua, Galio adalah gubernur di Akhaya (</w:t>
       </w:r>
-      <w:hyperlink r:id="rId130">
-        <w:r>
-          <w:rPr>
-            <w:lang w:val="id_ID" w:bidi="id_ID"/>
-          </w:rPr>
-          <w:rPr>
-            <w:color w:val="0000EE"/>
-            <w:u w:val="single"/>
-          </w:rPr>
-          <w:t>18:12</w:t>
-        </w:r>
-      </w:hyperlink>
+      <w:r>
+        <w:rPr>
+          <w:lang w:val="id_ID" w:bidi="id_ID"/>
+        </w:rPr>
+        <w:t>18:12</w:t>
+      </w:r>
       <w:r>
         <w:rPr>
           <w:lang w:val="id_ID" w:bidi="id_ID"/>
         </w:rPr>
         <w:t xml:space="preserve">). Sebuah prasasti yang ditemukan di dekat kota Delfi mengatakan bahwa masa pemerintahan Galio adalah Tahun 51–52 M. Peristiwa dalam </w:t>
       </w:r>
-      <w:hyperlink r:id="rId131">
-        <w:r>
-          <w:rPr>
-            <w:lang w:val="id_ID" w:bidi="id_ID"/>
-          </w:rPr>
-          <w:rPr>
-            <w:color w:val="0000EE"/>
-            <w:u w:val="single"/>
-          </w:rPr>
-          <w:t>18:12–17</w:t>
-        </w:r>
-      </w:hyperlink>
+      <w:r>
+        <w:rPr>
+          <w:lang w:val="id_ID" w:bidi="id_ID"/>
+        </w:rPr>
+        <w:t>18:12–17</w:t>
+      </w:r>
       <w:r>
         <w:rPr>
           <w:lang w:val="id_ID" w:bidi="id_ID"/>
         </w:rPr>
         <w:t xml:space="preserve"> Mungkin terjadi pada awal masa pemerintahan Galio. Paulus kemudian meninggalkan Korintus tidak lama setelah itu, mungkin pada musim panas atau musim gugur Tahun 52 M. Paulus telah menghabiskan delapan belas bulan di Korintus (</w:t>
       </w:r>
-      <w:hyperlink r:id="rId132">
-        <w:r>
-          <w:rPr>
-            <w:lang w:val="id_ID" w:bidi="id_ID"/>
-          </w:rPr>
-          <w:rPr>
-            <w:color w:val="0000EE"/>
-            <w:u w:val="single"/>
-          </w:rPr>
-          <w:t>18:11</w:t>
-        </w:r>
-      </w:hyperlink>
+      <w:r>
+        <w:rPr>
+          <w:lang w:val="id_ID" w:bidi="id_ID"/>
+        </w:rPr>
+        <w:t>18:11</w:t>
+      </w:r>
       <w:r>
         <w:rPr>
           <w:lang w:val="id_ID" w:bidi="id_ID"/>
         </w:rPr>
         <w:t xml:space="preserve">), maka ia mungkin tiba pada awal Tahun 50 M. Tanggal kedatangan ini dibenarkan oleh </w:t>
       </w:r>
-      <w:hyperlink r:id="rId72">
-        <w:r>
-          <w:rPr>
-            <w:lang w:val="id_ID" w:bidi="id_ID"/>
-          </w:rPr>
-          <w:rPr>
-            <w:color w:val="0000EE"/>
-            <w:u w:val="single"/>
-          </w:rPr>
-          <w:t>18:2</w:t>
-        </w:r>
-      </w:hyperlink>
+      <w:r>
+        <w:rPr>
+          <w:lang w:val="id_ID" w:bidi="id_ID"/>
+        </w:rPr>
+        <w:t>18:2</w:t>
+      </w:r>
       <w:r>
         <w:rPr>
           <w:lang w:val="id_ID" w:bidi="id_ID"/>
@@ -3241,108 +2401,72 @@
         </w:rPr>
         <w:t>Peristiwa-peristiwa sejak Tahun 50 hingga tahun 70M. Festus menggantikan Feliks sebagai gubernur wilayah Yudea ketika Paulus dipenjara di Kaisarea (</w:t>
       </w:r>
-      <w:hyperlink r:id="rId133">
-        <w:r>
-          <w:rPr>
-            <w:lang w:val="id_ID" w:bidi="id_ID"/>
-          </w:rPr>
-          <w:rPr>
-            <w:color w:val="0000EE"/>
-            <w:u w:val="single"/>
-          </w:rPr>
-          <w:t>24:27</w:t>
-        </w:r>
-      </w:hyperlink>
+      <w:r>
+        <w:rPr>
+          <w:lang w:val="id_ID" w:bidi="id_ID"/>
+        </w:rPr>
+        <w:t>24:27</w:t>
+      </w:r>
       <w:r>
         <w:rPr>
           <w:lang w:val="id_ID" w:bidi="id_ID"/>
         </w:rPr>
         <w:t>), mungkin pada musim panas Tahun 59 M. Peristiwa ini menolong kita memperkirakan tahun peristiwa-peristiwa yang lain dalam Kisah Para Rasul. Penangkapan Paulus (</w:t>
       </w:r>
-      <w:hyperlink r:id="rId134">
-        <w:r>
-          <w:rPr>
-            <w:lang w:val="id_ID" w:bidi="id_ID"/>
-          </w:rPr>
-          <w:rPr>
-            <w:color w:val="0000EE"/>
-            <w:u w:val="single"/>
-          </w:rPr>
-          <w:t>21:33</w:t>
-        </w:r>
-      </w:hyperlink>
+      <w:r>
+        <w:rPr>
+          <w:lang w:val="id_ID" w:bidi="id_ID"/>
+        </w:rPr>
+        <w:t>21:33</w:t>
+      </w:r>
       <w:r>
         <w:rPr>
           <w:lang w:val="id_ID" w:bidi="id_ID"/>
         </w:rPr>
         <w:t>) terjadi dua tahun sebelumnya (Tahun 57 M). Sebelumnya pada musim semi tahun itu, Paulus merayakan Paskah di Filipi (</w:t>
       </w:r>
-      <w:hyperlink r:id="rId135">
-        <w:r>
-          <w:rPr>
-            <w:lang w:val="id_ID" w:bidi="id_ID"/>
-          </w:rPr>
-          <w:rPr>
-            <w:color w:val="0000EE"/>
-            <w:u w:val="single"/>
-          </w:rPr>
-          <w:t>20:6</w:t>
-        </w:r>
-      </w:hyperlink>
+      <w:r>
+        <w:rPr>
+          <w:lang w:val="id_ID" w:bidi="id_ID"/>
+        </w:rPr>
+        <w:t>20:6</w:t>
+      </w:r>
       <w:r>
         <w:rPr>
           <w:lang w:val="id_ID" w:bidi="id_ID"/>
         </w:rPr>
         <w:t>; April Tahun 57 M). Paulus baru saja menghabiskan tiga bulan di Yunani (</w:t>
       </w:r>
-      <w:hyperlink r:id="rId136">
-        <w:r>
-          <w:rPr>
-            <w:lang w:val="id_ID" w:bidi="id_ID"/>
-          </w:rPr>
-          <w:rPr>
-            <w:color w:val="0000EE"/>
-            <w:u w:val="single"/>
-          </w:rPr>
-          <w:t>20:3</w:t>
-        </w:r>
-      </w:hyperlink>
+      <w:r>
+        <w:rPr>
+          <w:lang w:val="id_ID" w:bidi="id_ID"/>
+        </w:rPr>
+        <w:t>20:3</w:t>
+      </w:r>
       <w:r>
         <w:rPr>
           <w:lang w:val="id_ID" w:bidi="id_ID"/>
         </w:rPr>
         <w:t xml:space="preserve">), mungkin musim dingin Tahun 56–57 M (baca </w:t>
       </w:r>
-      <w:hyperlink r:id="rId137">
-        <w:r>
-          <w:rPr>
-            <w:lang w:val="id_ID" w:bidi="id_ID"/>
-          </w:rPr>
-          <w:rPr>
-            <w:color w:val="0000EE"/>
-            <w:u w:val="single"/>
-          </w:rPr>
-          <w:t>1Kor. 16:6</w:t>
-        </w:r>
-      </w:hyperlink>
+      <w:r>
+        <w:rPr>
+          <w:lang w:val="id_ID" w:bidi="id_ID"/>
+        </w:rPr>
+        <w:t>1Kor. 16:6</w:t>
+      </w:r>
       <w:r>
         <w:rPr>
           <w:lang w:val="id_ID" w:bidi="id_ID"/>
         </w:rPr>
         <w:t>). Sebelumnya Paulus menghabiskan tiga tahun di kota Efesus (</w:t>
       </w:r>
-      <w:hyperlink r:id="rId138">
-        <w:r>
-          <w:rPr>
-            <w:lang w:val="id_ID" w:bidi="id_ID"/>
-          </w:rPr>
-          <w:rPr>
-            <w:color w:val="0000EE"/>
-            <w:u w:val="single"/>
-          </w:rPr>
-          <w:t>Kis. 20:31</w:t>
-        </w:r>
-      </w:hyperlink>
+      <w:r>
+        <w:rPr>
+          <w:lang w:val="id_ID" w:bidi="id_ID"/>
+        </w:rPr>
+        <w:t>Kis. 20:31</w:t>
+      </w:r>
       <w:r>
         <w:rPr>
           <w:lang w:val="id_ID" w:bidi="id_ID"/>
@@ -3363,72 +2487,48 @@
         </w:rPr>
         <w:t>Setelah Festus tiba pada musim panas Tahun 59 M, Paulus segera diadili dan mengajukan banding kepada Kaisar (</w:t>
       </w:r>
-      <w:hyperlink r:id="rId139">
-        <w:r>
-          <w:rPr>
-            <w:lang w:val="id_ID" w:bidi="id_ID"/>
-          </w:rPr>
-          <w:rPr>
-            <w:color w:val="0000EE"/>
-            <w:u w:val="single"/>
-          </w:rPr>
-          <w:t>25:1–12</w:t>
-        </w:r>
-      </w:hyperlink>
+      <w:r>
+        <w:rPr>
+          <w:lang w:val="id_ID" w:bidi="id_ID"/>
+        </w:rPr>
+        <w:t>25:1–12</w:t>
+      </w:r>
       <w:r>
         <w:rPr>
           <w:lang w:val="id_ID" w:bidi="id_ID"/>
         </w:rPr>
         <w:t>). Perjalanan ke kota Roma dimulai pada awal musim gugur Tahun 59 M (</w:t>
       </w:r>
-      <w:hyperlink r:id="rId140">
-        <w:r>
-          <w:rPr>
-            <w:lang w:val="id_ID" w:bidi="id_ID"/>
-          </w:rPr>
-          <w:rPr>
-            <w:color w:val="0000EE"/>
-            <w:u w:val="single"/>
-          </w:rPr>
-          <w:t>27:2</w:t>
-        </w:r>
-      </w:hyperlink>
+      <w:r>
+        <w:rPr>
+          <w:lang w:val="id_ID" w:bidi="id_ID"/>
+        </w:rPr>
+        <w:t>27:2</w:t>
+      </w:r>
       <w:r>
         <w:rPr>
           <w:lang w:val="id_ID" w:bidi="id_ID"/>
         </w:rPr>
         <w:t>) dan berakhir pada awal Tahun 60 M (</w:t>
       </w:r>
-      <w:hyperlink r:id="rId141">
-        <w:r>
-          <w:rPr>
-            <w:lang w:val="id_ID" w:bidi="id_ID"/>
-          </w:rPr>
-          <w:rPr>
-            <w:color w:val="0000EE"/>
-            <w:u w:val="single"/>
-          </w:rPr>
-          <w:t>28:11–16</w:t>
-        </w:r>
-      </w:hyperlink>
+      <w:r>
+        <w:rPr>
+          <w:lang w:val="id_ID" w:bidi="id_ID"/>
+        </w:rPr>
+        <w:t>28:11–16</w:t>
+      </w:r>
       <w:r>
         <w:rPr>
           <w:lang w:val="id_ID" w:bidi="id_ID"/>
         </w:rPr>
         <w:t>). Paulus tinggal di kota Roma dua tahun penuh (</w:t>
       </w:r>
-      <w:hyperlink r:id="rId142">
-        <w:r>
-          <w:rPr>
-            <w:lang w:val="id_ID" w:bidi="id_ID"/>
-          </w:rPr>
-          <w:rPr>
-            <w:color w:val="0000EE"/>
-            <w:u w:val="single"/>
-          </w:rPr>
-          <w:t>28:30</w:t>
-        </w:r>
-      </w:hyperlink>
+      <w:r>
+        <w:rPr>
+          <w:lang w:val="id_ID" w:bidi="id_ID"/>
+        </w:rPr>
+        <w:t>28:30</w:t>
+      </w:r>
       <w:r>
         <w:rPr>
           <w:lang w:val="id_ID" w:bidi="id_ID"/>
